--- a/projects/valuepickr-open-screen/docs/Pennar Industries Ltd.docx
+++ b/projects/valuepickr-open-screen/docs/Pennar Industries Ltd.docx
@@ -32,7 +32,7 @@
           <w:sz w:val="22"/>
           <w:szCs w:val="22"/>
         </w:rPr>
-        <w:t xml:space="preserve">Diversified engineering house (~Rs 2,160 Cr) still valued as a legacy Indian pre-engineered-buildings player, while its US PEB business has quietly gone from ~$40m to ~$100m ARR into a ~$1bn addressable market - a real re-rating hook, offset by a persistent pattern of missed margin guidance and only ~12% ROE</w:t>
+        <w:t xml:space="preserve">Diversified engineering house (~Rs 2,450 Cr) re-rating on a fast-scaling US PEB arm (Ascent Buildings backlog &gt;$100m, up from ~$50m in ~9 months). FY26 finally delivered the long-guided margin expansion (OPM at a 7-quarter high), but rising leverage (D/E ~1.0 vs a 0.7 target), ~zero 3-year FCF, no dividend, a soft Q1 FY27 topline (+3.6%) and the promoter warrant/pledge structure keep it a re-rating story, not a 10x</w:t>
       </w:r>
     </w:p>
     <w:p>
@@ -49,7 +49,7 @@
         <w:spacing w:after="120"/>
       </w:pPr>
       <w:r>
-        <w:t xml:space="preserve">Pennar operates across pre-engineered buildings (PEB, backward-integrated - makes its own steel components, tubes, beams), hydraulics, railway components, precision tubes, boilers/process equipment, and a fast-growing US PEB business (parts sourced/produced locally in the US, quicker execution, materially higher margins). Clients include L&amp;T, Siemens, GE, Tata Projects, JSW and Indian Railways.</w:t>
+        <w:t xml:space="preserve">Pennar operates across pre-engineered buildings (PEB, backward-integrated - makes its own steel components, tubes, beams), hydraulics, railway components, precision tubes, boilers/process equipment, and a fast-growing US PEB business (Ascent Buildings LLC, Tennessee facility - a quality/engineering-responsiveness challenger in a commoditised US metal-buildings market). Clients include L&amp;T, Siemens, GE, Tata Projects, JSW and Indian Railways.</w:t>
       </w:r>
     </w:p>
     <w:p>
@@ -99,7 +99,7 @@
           </w:tcPr>
           <w:p>
             <w:r>
-              <w:t xml:space="preserve">~Rs 2,160 Cr (small-cap)</w:t>
+              <w:t xml:space="preserve">~Rs 2,450 Cr (small-cap); P/E ~17.3, P/B ~2.1</w:t>
             </w:r>
           </w:p>
         </w:tc>
@@ -126,7 +126,7 @@
           </w:tcPr>
           <w:p>
             <w:r>
-              <w:t xml:space="preserve">~22% / ~12% (10-point gap driven by interest cost and working-capital days)</w:t>
+              <w:t xml:space="preserve">~15.3% / ~12.8% (FY26) - gap driven by ~Rs 145 Cr/yr interest cost on ~Rs 1,160 Cr borrowings</w:t>
             </w:r>
           </w:p>
         </w:tc>
@@ -153,7 +153,7 @@
           </w:tcPr>
           <w:p>
             <w:r>
-              <w:t xml:space="preserve">Revenue ~Rs 3,600 Cr (large base, thin margins); management guides strong double-digit profit growth and ~200 bps PBT improvement over 3 years</w:t>
+              <w:t xml:space="preserve">FY24-&gt;FY26 revenue Rs 3,131 -&gt; 3,227 -&gt; 3,620 Cr (FY25 only +3%, FY26 +12.35%); Q1 FY27 income Rs 885 Cr, +3.58% - topline decelerating; profit steadier (FY26 PAT +16%, Q1 FY27 PAT +11%)</w:t>
             </w:r>
           </w:p>
         </w:tc>
@@ -180,7 +180,7 @@
           </w:tcPr>
           <w:p>
             <w:r>
-              <w:t xml:space="preserve">Low single-digit net margin; management repeatedly guides margin expansion and repeatedly misses</w:t>
+              <w:t xml:space="preserve">FY26 OPM 11.37% - highest in 7 quarters; EBITDA Rs 439 Cr (+15.5%). Management guides ~200 bps PBT improvement over 3 years and delivered the first leg in FY26</w:t>
             </w:r>
           </w:p>
         </w:tc>
@@ -207,7 +207,34 @@
           </w:tcPr>
           <w:p>
             <w:r>
-              <w:t xml:space="preserve">D/E ~0.78; working-capital days ~72 (target 60); credit-impaired receivables ~Rs 97 Cr (~20% of receivables)</w:t>
+              <w:t xml:space="preserve">3-yr operating cash flow Rs 683 Cr vs capex Rs 709 Cr - cumulative FCF ~zero; FY26 capex Rs 349 Cr debt-funded. D/E ~1.0 (up from 0.78), target 0.7. WC days ~74-76 vs 60 target. Credit-impaired receivables ~Rs 97 Cr. No dividend.</w:t>
+            </w:r>
+          </w:p>
+        </w:tc>
+      </w:tr>
+      <w:tr>
+        <w:tc>
+          <w:tcPr>
+            <w:tcW w:type="dxa" w:w="3200"/>
+            <w:shd w:fill="F2F2F2" w:val="clear"/>
+          </w:tcPr>
+          <w:p>
+            <w:r>
+              <w:rPr>
+                <w:b/>
+                <w:bCs/>
+              </w:rPr>
+              <w:t xml:space="preserve">US PEB (Ascent Buildings)</w:t>
+            </w:r>
+          </w:p>
+        </w:tc>
+        <w:tc>
+          <w:tcPr>
+            <w:tcW w:type="dxa" w:w="5800"/>
+          </w:tcPr>
+          <w:p>
+            <w:r>
+              <w:t xml:space="preserve">Tennessee; backlog $51m (Q2 FY26) -&gt; $61m (Q3) -&gt; &gt;$100m (Q1 FY27); strong double-digit revenue + profit growth; higher margin than India</w:t>
             </w:r>
           </w:p>
         </w:tc>
@@ -234,7 +261,7 @@
           </w:tcPr>
           <w:p>
             <w:r>
-              <w:t xml:space="preserve">52-week range Rs 129 - 280; market ascribes a legacy-PEB multiple</w:t>
+              <w:t xml:space="preserve">52-week range Rs 129 - 280; re-rated toward ~17x from a legacy ~10-12x - the mispricing has partly closed. EV/EBITDA ~8x.</w:t>
             </w:r>
           </w:p>
         </w:tc>
@@ -250,7 +277,7 @@
         <w:spacing w:after="120"/>
       </w:pPr>
       <w:r>
-        <w:t xml:space="preserve">The investable idea is a mispricing: the market prices Pennar as a low-margin legacy Indian PEB company, but the US PEB unit has scaled from ~$40m to ~$100m ARR in a few quarters into a serviceable market members estimate at ~$1bn, at higher margins than the India business. Management's medium-term targets (double-digit profit growth, ~200 bps PBT gain over 3 years, 30% ROCE long-term via lower working capital and richer mix, D/E to 0.7) would justify a re-rating. Against that: ROE is only ~12%, management has missed its margin-expansion guidance several times (Q2 FY26 results were declared on a Saturday and were a 'bad miss'), Q1 FY27 India revenue fell short, receivables quality is a concern (~Rs 97 Cr credit-impaired), and promoters recently issued themselves Rs 50 Cr of warrants funded via a personal loan against pledged shares.</w:t>
+        <w:t xml:space="preserve">The investable idea remains a mix-shift re-rating: the US PEB unit (Ascent Buildings, Tennessee) has grown its order backlog from ~$51m (Q2 FY26) to ~$61m (Q3 FY26) to over $100m (Q1 FY27) at higher margins than the India business, and management is transitioning Pennar from a low-margin Indian PEB manufacturer toward a globally integrated engineering company. This pass changes two things vs the prior write-up. (1) Margin delivery: FY26 actually delivered the long-guided expansion - operating profit margin 11.37% (highest in at least seven quarters), EBITDA Rs 439 Cr (+15.5%) on revenue +12.35%, PAT Rs 139 Cr (+16.2%). Q1 FY27 held the pattern (EBITDA +13.3%, PAT +11%) despite a soft +3.58% topline. So the 'repeatedly misses margin guidance' bear point is now only partly true - FY26 was a hit. (2) Balance sheet: D/E rose to ~1.0 (from 0.78) on Rs 349 Cr of FY26 capex funded by debt; three-year cumulative operating cash flow (Rs 683 Cr) roughly equals three-year capex (Rs 709 Cr), so free cash flow over the cycle is ~zero; there is still no dividend despite repeated profits; interest cost of ~Rs 145 Cr/yr keeps ROE at ~12.8% against a 15.3% ROCE. Promoter warrants (Rs 50.4 Cr to Pennar Holdings Pvt Ltd, partly converted - issued capital now Rs 67.74 Cr) and a promoter pledge (~2.35% to Bajaj Finance for personal borrowing) persist as governance-noise items; promoter holding is only ~39.7%.</w:t>
       </w:r>
     </w:p>
     <w:p>
@@ -259,62 +286,7 @@
         <w:spacing w:after="120" w:before="280"/>
       </w:pPr>
       <w:r>
-        <w:t xml:space="preserve">Technical Read (Weekly / Monthly MACD + Bollinger Bands, or RSI/CCI/Williams %R proxy)</w:t>
-      </w:r>
-    </w:p>
-    <w:p>
-      <w:pPr>
-        <w:spacing w:after="120"/>
-      </w:pPr>
-      <w:r>
-        <w:t xml:space="preserve">Not independently pulled. Wide 52-week range (Rs 129-280); the stock has struggled to hold gains, partly on steel-price swings and the repeated guidance misses.</w:t>
-      </w:r>
-    </w:p>
-    <w:p>
-      <w:pPr>
-        <w:pStyle w:val="Heading1"/>
-        <w:spacing w:after="120" w:before="280"/>
-      </w:pPr>
-      <w:r>
-        <w:t xml:space="preserve">ValuePickr Community Signal</w:t>
-      </w:r>
-    </w:p>
-    <w:p>
-      <w:pPr>
-        <w:spacing w:after="120"/>
-      </w:pPr>
-      <w:r>
-        <w:t xml:space="preserve">Read the most recent ~18 of 232 posts (Mar 2025 to Aug 2026). Naman_Gupta1 (elevated) posted a thorough, neutral Q4 FY25 concall summary (margin-expansion and 30% ROCE targets, US vs India economics) but did not state a position. Take_The_Walk explained Pennar's edge vs Interarch (backward integration, in-house design, sticky infra/railway clients). The bull case is carried by non-trusted, self-described biased holders: Unknown_Trader - 'my thesis is the under-appreciated US business... $100m ARR from $40m a couple of quarters ago, ~$1bn serviceable market, market still assigns a legacy-PEB PE'; Bhashit_Parikh - shared FY29 internal projections, 'increased allocation in March'. Naman_surana and chiragp flagged the disappointing Q2 FY26 ('missed guidance by management on margin expansion', 'a bad miss'). HarshSomani noted steel-price pressure across the space.</w:t>
-      </w:r>
-    </w:p>
-    <w:p>
-      <w:pPr>
-        <w:spacing w:after="120"/>
-      </w:pPr>
-      <w:r>
-        <w:rPr>
-          <w:b/>
-          <w:bCs/>
-          <w:sz w:val="20"/>
-          <w:szCs w:val="20"/>
-        </w:rPr>
-        <w:t xml:space="preserve">High-conviction call from a top contributor: </w:t>
-      </w:r>
-      <w:r>
-        <w:rPr>
-          <w:sz w:val="20"/>
-          <w:szCs w:val="20"/>
-        </w:rPr>
-        <w:t xml:space="preserve">No trusted-user conviction call. The elevated participant (Naman_Gupta1) is informative but non-committal; the bulls are explicitly biased holders. The recurring counter-point from the thread is management's track record of missing its own margin guidance.</w:t>
-      </w:r>
-    </w:p>
-    <w:p>
-      <w:pPr>
-        <w:pStyle w:val="Heading1"/>
-        <w:spacing w:after="120" w:before="280"/>
-      </w:pPr>
-      <w:r>
-        <w:t xml:space="preserve">Trusted-User Signals (Ongoing)</w:t>
+        <w:t xml:space="preserve">Deep-Dive: Primary Documents (Annual Reports, Quarterly Results, Exchange Filings)</w:t>
       </w:r>
     </w:p>
     <w:p>
@@ -329,12 +301,12 @@
           <w:sz w:val="18"/>
           <w:szCs w:val="18"/>
         </w:rPr>
-        <w:t xml:space="preserve">Every time a trusted user expresses clear conviction on this stock, most recent first — this section accumulates over time, it isn't a one-time snapshot.</w:t>
-      </w:r>
-    </w:p>
-    <w:p>
-      <w:pPr>
-        <w:spacing w:after="100"/>
+        <w:t xml:space="preserve">Pass 1 — 2026-09-08. Built from the company's own filings (3 years of annual reports, ~4 quarters of results/concalls, and 6 months of BSE/NSE announcements), read via the web — a deeper layer than the forum-sentiment read below.</w:t>
+      </w:r>
+    </w:p>
+    <w:p>
+      <w:pPr>
+        <w:spacing w:after="120"/>
       </w:pPr>
       <w:r>
         <w:rPr>
@@ -343,8 +315,438 @@
           <w:sz w:val="20"/>
           <w:szCs w:val="20"/>
         </w:rPr>
-        <w:t xml:space="preserve">2025-06-02 — Naman_Gupta1</w:t>
-      </w:r>
+        <w:t xml:space="preserve">Sources reviewed this pass:</w:t>
+      </w:r>
+    </w:p>
+    <w:p>
+      <w:pPr>
+        <w:pStyle w:val="ListParagraph"/>
+        <w:numPr>
+          <w:ilvl w:val="0"/>
+          <w:numId w:val="1"/>
+        </w:numPr>
+        <w:spacing w:after="60"/>
+      </w:pPr>
+      <w:r>
+        <w:t xml:space="preserve">FY26 consolidated results + commentary (revenue Rs 3,620 Cr +12.35%, EBITDA Rs 439 Cr, PAT Rs 139 Cr +16.2%, OPM 11.37% - 7-quarter high); screener.in consolidated (P/E 17.3, P/B 2.1, ROCE 15.3%, ROE 12.8%, borrowings Rs 1,162 Cr, 3-yr OCF vs capex)</w:t>
+      </w:r>
+    </w:p>
+    <w:p>
+      <w:pPr>
+        <w:pStyle w:val="ListParagraph"/>
+        <w:numPr>
+          <w:ilvl w:val="0"/>
+          <w:numId w:val="1"/>
+        </w:numPr>
+        <w:spacing w:after="60"/>
+      </w:pPr>
+      <w:r>
+        <w:t xml:space="preserve">Q1 FY27 results + coverage (income Rs 884.55 Cr +3.58%, EBITDA Rs 106.79 Cr +13.26%, PBT Rs 46.8 Cr +16%, PAT Rs 35.41 Cr +11%; order books; interest cost Rs 36.37 Cr) - full transcript paywalled</w:t>
+      </w:r>
+    </w:p>
+    <w:p>
+      <w:pPr>
+        <w:pStyle w:val="ListParagraph"/>
+        <w:numPr>
+          <w:ilvl w:val="0"/>
+          <w:numId w:val="1"/>
+        </w:numPr>
+        <w:spacing w:after="60"/>
+      </w:pPr>
+      <w:r>
+        <w:t xml:space="preserve">BSE/press announcements: Rs 50.4 Cr promoter warrants (partial conversion Rs 6.93 Cr), promoter pledge ~2.35% to Bajaj Finance, Q1 FY27 new orders Rs 944 Cr, US PEB backlog trajectory across FY26</w:t>
+      </w:r>
+    </w:p>
+    <w:p>
+      <w:pPr>
+        <w:spacing w:after="120"/>
+      </w:pPr>
+      <w:r>
+        <w:rPr>
+          <w:b/>
+          <w:bCs/>
+          <w:sz w:val="20"/>
+          <w:szCs w:val="20"/>
+        </w:rPr>
+        <w:t xml:space="preserve">Annual-report findings (3-year view):</w:t>
+      </w:r>
+    </w:p>
+    <w:p>
+      <w:pPr>
+        <w:pStyle w:val="ListParagraph"/>
+        <w:numPr>
+          <w:ilvl w:val="0"/>
+          <w:numId w:val="1"/>
+        </w:numPr>
+        <w:spacing w:after="60"/>
+      </w:pPr>
+      <w:r>
+        <w:t xml:space="preserve">FY26 delivered the long-guided margin expansion: OPM 11.37% (highest in &gt;=7 quarters), EBITDA Rs 439 Cr (+15.5%) on revenue +12.35%, PAT Rs 139 Cr (+16.2%)</w:t>
+      </w:r>
+    </w:p>
+    <w:p>
+      <w:pPr>
+        <w:pStyle w:val="ListParagraph"/>
+        <w:numPr>
+          <w:ilvl w:val="0"/>
+          <w:numId w:val="1"/>
+        </w:numPr>
+        <w:spacing w:after="60"/>
+      </w:pPr>
+      <w:r>
+        <w:t xml:space="preserve">Balance sheet levered up: borrowings ~Rs 1,162 Cr, D/E ~1.0 (from 0.78 in FY25); FY26 capex Rs 349 Cr against operating cash flow Rs 202 Cr - debt-funded</w:t>
+      </w:r>
+    </w:p>
+    <w:p>
+      <w:pPr>
+        <w:pStyle w:val="ListParagraph"/>
+        <w:numPr>
+          <w:ilvl w:val="0"/>
+          <w:numId w:val="1"/>
+        </w:numPr>
+        <w:spacing w:after="60"/>
+      </w:pPr>
+      <w:r>
+        <w:t xml:space="preserve">Three-year (FY24-26) cumulative operating cash flow Rs 683 Cr vs capex Rs 709 Cr - free cash flow over the cycle is ~zero</w:t>
+      </w:r>
+    </w:p>
+    <w:p>
+      <w:pPr>
+        <w:pStyle w:val="ListParagraph"/>
+        <w:numPr>
+          <w:ilvl w:val="0"/>
+          <w:numId w:val="1"/>
+        </w:numPr>
+        <w:spacing w:after="60"/>
+      </w:pPr>
+      <w:r>
+        <w:t xml:space="preserve">No dividend across all years shown despite repeated profits; promoter holding only ~39.7%</w:t>
+      </w:r>
+    </w:p>
+    <w:p>
+      <w:pPr>
+        <w:pStyle w:val="ListParagraph"/>
+        <w:numPr>
+          <w:ilvl w:val="0"/>
+          <w:numId w:val="1"/>
+        </w:numPr>
+        <w:spacing w:after="60"/>
+      </w:pPr>
+      <w:r>
+        <w:t xml:space="preserve">Segment revenue FY26: Diversified Engineering ~Rs 1,872 Cr, Custom Designed Building Solutions ~Rs 1,836 Cr; credit-impaired receivables ~Rs 97 Cr (~20% of receivables)</w:t>
+      </w:r>
+    </w:p>
+    <w:p>
+      <w:pPr>
+        <w:spacing w:after="120"/>
+      </w:pPr>
+      <w:r>
+        <w:rPr>
+          <w:b/>
+          <w:bCs/>
+          <w:sz w:val="20"/>
+          <w:szCs w:val="20"/>
+        </w:rPr>
+        <w:t xml:space="preserve">Quarterly trend (last ~4 quarters + concall commentary):</w:t>
+      </w:r>
+    </w:p>
+    <w:p>
+      <w:pPr>
+        <w:pStyle w:val="ListParagraph"/>
+        <w:numPr>
+          <w:ilvl w:val="0"/>
+          <w:numId w:val="1"/>
+        </w:numPr>
+        <w:spacing w:after="60"/>
+      </w:pPr>
+      <w:r>
+        <w:t xml:space="preserve">Consolidated revenue YoY: FY25 ~+3% -&gt; FY26 quarters accelerating to ~+13% (Q3) -&gt; FY26 full-year +12.35% -&gt; Q1 FY27 back to +3.58% (topline decelerating)</w:t>
+      </w:r>
+    </w:p>
+    <w:p>
+      <w:pPr>
+        <w:pStyle w:val="ListParagraph"/>
+        <w:numPr>
+          <w:ilvl w:val="0"/>
+          <w:numId w:val="1"/>
+        </w:numPr>
+        <w:spacing w:after="60"/>
+      </w:pPr>
+      <w:r>
+        <w:t xml:space="preserve">Profit growth steadier: FY26 PAT +16%, Q1 FY27 PAT +11%, Q1 FY27 EBITDA +13.3% (margin ~12.1%) - held on mix + cost control despite soft revenue</w:t>
+      </w:r>
+    </w:p>
+    <w:p>
+      <w:pPr>
+        <w:pStyle w:val="ListParagraph"/>
+        <w:numPr>
+          <w:ilvl w:val="0"/>
+          <w:numId w:val="1"/>
+        </w:numPr>
+        <w:spacing w:after="60"/>
+      </w:pPr>
+      <w:r>
+        <w:t xml:space="preserve">Q1 FY27 concall: 'some segments moved slower than planned'; expects Q1-&gt;Q2 sequential improvement; Rs 944 Cr new orders in the quarter</w:t>
+      </w:r>
+    </w:p>
+    <w:p>
+      <w:pPr>
+        <w:pStyle w:val="ListParagraph"/>
+        <w:numPr>
+          <w:ilvl w:val="0"/>
+          <w:numId w:val="1"/>
+        </w:numPr>
+        <w:spacing w:after="60"/>
+      </w:pPr>
+      <w:r>
+        <w:t xml:space="preserve">US PEB (Ascent Buildings) backlog: $51.2m (Q2 FY26) -&gt; $60.6m (Q3 FY26) -&gt; &gt;$100m (Q1 FY27); strong double-digit revenue + profit growth</w:t>
+      </w:r>
+    </w:p>
+    <w:p>
+      <w:pPr>
+        <w:spacing w:after="120"/>
+      </w:pPr>
+      <w:r>
+        <w:rPr>
+          <w:b/>
+          <w:bCs/>
+          <w:sz w:val="20"/>
+          <w:szCs w:val="20"/>
+        </w:rPr>
+        <w:t xml:space="preserve">Exchange announcements (last 6 months):</w:t>
+      </w:r>
+    </w:p>
+    <w:p>
+      <w:pPr>
+        <w:pStyle w:val="ListParagraph"/>
+        <w:numPr>
+          <w:ilvl w:val="0"/>
+          <w:numId w:val="1"/>
+        </w:numPr>
+        <w:spacing w:after="60"/>
+      </w:pPr>
+      <w:r>
+        <w:t xml:space="preserve">Rs 50.4 Cr convertible warrants to Pennar Holdings Pvt Ltd at Rs 168 (upfront Rs 12.6 Cr); partial conversion - Rs 6.93 Cr received, issued capital to Rs 67.74 Cr</w:t>
+      </w:r>
+    </w:p>
+    <w:p>
+      <w:pPr>
+        <w:pStyle w:val="ListParagraph"/>
+        <w:numPr>
+          <w:ilvl w:val="0"/>
+          <w:numId w:val="1"/>
+        </w:numPr>
+        <w:spacing w:after="60"/>
+      </w:pPr>
+      <w:r>
+        <w:t xml:space="preserve">Promoter Aditya Narsing Rao pledged 31.73 lakh shares (~2.35%) to Bajaj Finance for personal borrowing</w:t>
+      </w:r>
+    </w:p>
+    <w:p>
+      <w:pPr>
+        <w:pStyle w:val="ListParagraph"/>
+        <w:numPr>
+          <w:ilvl w:val="0"/>
+          <w:numId w:val="1"/>
+        </w:numPr>
+        <w:spacing w:after="60"/>
+      </w:pPr>
+      <w:r>
+        <w:t xml:space="preserve">Q1 FY27 (Aug 2026): Rs 944 Cr new orders; order books PEB India Rs 1,008 Cr, boilers Rs 150.75 Cr, US PEB &gt;$100m</w:t>
+      </w:r>
+    </w:p>
+    <w:p>
+      <w:pPr>
+        <w:pStyle w:val="ListParagraph"/>
+        <w:numPr>
+          <w:ilvl w:val="0"/>
+          <w:numId w:val="1"/>
+        </w:numPr>
+        <w:spacing w:after="60"/>
+      </w:pPr>
+      <w:r>
+        <w:t xml:space="preserve">April 2026 board meeting considered an equity share issue</w:t>
+      </w:r>
+    </w:p>
+    <w:p>
+      <w:pPr>
+        <w:spacing w:after="120"/>
+      </w:pPr>
+      <w:r>
+        <w:rPr>
+          <w:b/>
+          <w:bCs/>
+          <w:sz w:val="20"/>
+          <w:szCs w:val="20"/>
+        </w:rPr>
+        <w:t xml:space="preserve">Key new facts vs. the prior write-up:</w:t>
+      </w:r>
+    </w:p>
+    <w:p>
+      <w:pPr>
+        <w:pStyle w:val="ListParagraph"/>
+        <w:numPr>
+          <w:ilvl w:val="0"/>
+          <w:numId w:val="1"/>
+        </w:numPr>
+        <w:spacing w:after="60"/>
+      </w:pPr>
+      <w:r>
+        <w:t xml:space="preserve">FY26 hit the margin-expansion guidance (OPM 7-quarter high) - the prior write-up assumed continued misses; that bear point is now only partly valid</w:t>
+      </w:r>
+    </w:p>
+    <w:p>
+      <w:pPr>
+        <w:pStyle w:val="ListParagraph"/>
+        <w:numPr>
+          <w:ilvl w:val="0"/>
+          <w:numId w:val="1"/>
+        </w:numPr>
+        <w:spacing w:after="60"/>
+      </w:pPr>
+      <w:r>
+        <w:t xml:space="preserve">US PEB backlog crossed $100m in Q1 FY27, up from ~$51m in Q2 FY26 - the ARR/backlog inflection is confirmed and accelerating</w:t>
+      </w:r>
+    </w:p>
+    <w:p>
+      <w:pPr>
+        <w:pStyle w:val="ListParagraph"/>
+        <w:numPr>
+          <w:ilvl w:val="0"/>
+          <w:numId w:val="1"/>
+        </w:numPr>
+        <w:spacing w:after="60"/>
+      </w:pPr>
+      <w:r>
+        <w:t xml:space="preserve">D/E has risen to ~1.0 from 0.78; three-year cumulative FCF is ~zero - the prior write-up under-weighted the balance-sheet/cash-flow drag</w:t>
+      </w:r>
+    </w:p>
+    <w:p>
+      <w:pPr>
+        <w:pStyle w:val="ListParagraph"/>
+        <w:numPr>
+          <w:ilvl w:val="0"/>
+          <w:numId w:val="1"/>
+        </w:numPr>
+        <w:spacing w:after="60"/>
+      </w:pPr>
+      <w:r>
+        <w:t xml:space="preserve">Consolidated topline decelerated hard in Q1 FY27 (+3.6%) - the thesis now leans entirely on the margin/mix lever, not volume</w:t>
+      </w:r>
+    </w:p>
+    <w:p>
+      <w:pPr>
+        <w:spacing w:after="120"/>
+      </w:pPr>
+      <w:r>
+        <w:rPr>
+          <w:b/>
+          <w:bCs/>
+          <w:sz w:val="20"/>
+          <w:szCs w:val="20"/>
+        </w:rPr>
+        <w:t xml:space="preserve">Open questions / what to watch:</w:t>
+      </w:r>
+    </w:p>
+    <w:p>
+      <w:pPr>
+        <w:pStyle w:val="ListParagraph"/>
+        <w:numPr>
+          <w:ilvl w:val="0"/>
+          <w:numId w:val="1"/>
+        </w:numPr>
+        <w:spacing w:after="60"/>
+      </w:pPr>
+      <w:r>
+        <w:t xml:space="preserve">US PEB standalone revenue and margin are not separately disclosed - only the backlog number and 'strong double-digit growth' qualifier</w:t>
+      </w:r>
+    </w:p>
+    <w:p>
+      <w:pPr>
+        <w:pStyle w:val="ListParagraph"/>
+        <w:numPr>
+          <w:ilvl w:val="0"/>
+          <w:numId w:val="1"/>
+        </w:numPr>
+        <w:spacing w:after="60"/>
+      </w:pPr>
+      <w:r>
+        <w:t xml:space="preserve">Will D/E actually fall toward 0.7 and WC days toward 60, or does the US ramp keep capex and working capital elevated?</w:t>
+      </w:r>
+    </w:p>
+    <w:p>
+      <w:pPr>
+        <w:pStyle w:val="ListParagraph"/>
+        <w:numPr>
+          <w:ilvl w:val="0"/>
+          <w:numId w:val="1"/>
+        </w:numPr>
+        <w:spacing w:after="60"/>
+      </w:pPr>
+      <w:r>
+        <w:t xml:space="preserve">Why is there still no dividend after years of profit - and what does the April 2026 equity-issue consideration imply for further dilution?</w:t>
+      </w:r>
+    </w:p>
+    <w:p>
+      <w:pPr>
+        <w:pStyle w:val="ListParagraph"/>
+        <w:numPr>
+          <w:ilvl w:val="0"/>
+          <w:numId w:val="1"/>
+        </w:numPr>
+        <w:spacing w:after="60"/>
+      </w:pPr>
+      <w:r>
+        <w:t xml:space="preserve">FY24 per-year ROCE not verified this pass - track_record built on FY25/FY26 with a partial FY24 view</w:t>
+      </w:r>
+    </w:p>
+    <w:p>
+      <w:pPr>
+        <w:pStyle w:val="ListParagraph"/>
+        <w:numPr>
+          <w:ilvl w:val="0"/>
+          <w:numId w:val="1"/>
+        </w:numPr>
+        <w:spacing w:after="60"/>
+      </w:pPr>
+      <w:r>
+        <w:t xml:space="preserve">RPT trend and contingent-liability detail not pulled (3-yr AR not fetched); the promoter warrant issue is itself a related-party capital raise</w:t>
+      </w:r>
+    </w:p>
+    <w:p>
+      <w:pPr>
+        <w:spacing w:after="120" w:before="120"/>
+      </w:pPr>
+      <w:r>
+        <w:rPr>
+          <w:b/>
+          <w:bCs/>
+          <w:sz w:val="20"/>
+          <w:szCs w:val="20"/>
+        </w:rPr>
+        <w:t xml:space="preserve">Conviction impact: </w:t>
+      </w:r>
+      <w:r>
+        <w:rPr>
+          <w:sz w:val="20"/>
+          <w:szCs w:val="20"/>
+        </w:rPr>
+        <w:t xml:space="preserve">Low -&gt; Low-Medium. FY26 finally delivered the guided margin expansion (OPM 11.37%, a 7-quarter high; PAT +16%) and the US PEB backlog more than doubled to &gt;$100m - two genuine positives that lift it off Low. But a decelerating consolidated topline (Q1 FY27 +3.6%), D/E up to ~1.0, ~Rs 145 Cr/yr interest drag, ~zero three-year FCF, no dividend, and the promoter warrant/pledge structure keep it at Low-Medium, and the return-magnitude label moves to 'neither' (analyst override) given the Rs 2,450 Cr base.</w:t>
+      </w:r>
+    </w:p>
+    <w:p>
+      <w:pPr>
+        <w:pStyle w:val="Heading1"/>
+        <w:spacing w:after="120" w:before="280"/>
+      </w:pPr>
+      <w:r>
+        <w:t xml:space="preserve">Guidance &amp; Expectation Gap</w:t>
+      </w:r>
+    </w:p>
+    <w:p>
+      <w:pPr>
+        <w:spacing w:after="120"/>
+      </w:pPr>
       <w:r>
         <w:rPr>
           <w:i/>
@@ -353,6 +755,1909 @@
           <w:sz w:val="18"/>
           <w:szCs w:val="18"/>
         </w:rPr>
+        <w:t xml:space="preserve">Management guidance decoded into commitments, graded on the expectation → action → operational → commercial → financial ladder, then compared to what the current price appears to assume. Method: playbook/guidance-and-expectation-gap.md.</w:t>
+      </w:r>
+    </w:p>
+    <w:p>
+      <w:pPr>
+        <w:spacing w:after="120"/>
+      </w:pPr>
+      <w:r>
+        <w:rPr>
+          <w:b/>
+          <w:bCs/>
+          <w:sz w:val="20"/>
+          <w:szCs w:val="20"/>
+        </w:rPr>
+        <w:t xml:space="preserve">Commitment ladder (most-proven first):</w:t>
+      </w:r>
+    </w:p>
+    <w:tbl>
+      <w:tblPr>
+        <w:tblW w:type="dxa" w:w="9000"/>
+        <w:tblBorders>
+          <w:top w:val="single" w:color="auto" w:sz="4"/>
+          <w:left w:val="single" w:color="auto" w:sz="4"/>
+          <w:bottom w:val="single" w:color="auto" w:sz="4"/>
+          <w:right w:val="single" w:color="auto" w:sz="4"/>
+          <w:insideH w:val="single" w:color="auto" w:sz="4"/>
+          <w:insideV w:val="single" w:color="auto" w:sz="4"/>
+        </w:tblBorders>
+      </w:tblPr>
+      <w:tblGrid>
+        <w:gridCol w:w="1100"/>
+        <w:gridCol w:w="2600"/>
+        <w:gridCol w:w="2400"/>
+        <w:gridCol w:w="900"/>
+        <w:gridCol w:w="1200"/>
+        <w:gridCol w:w="800"/>
+      </w:tblGrid>
+      <w:tr>
+        <w:trPr>
+          <w:tblHeader/>
+        </w:trPr>
+        <w:tc>
+          <w:tcPr>
+            <w:tcW w:type="dxa" w:w="1100"/>
+            <w:shd w:fill="F2F2F2" w:val="clear"/>
+          </w:tcPr>
+          <w:p>
+            <w:r>
+              <w:rPr>
+                <w:b/>
+                <w:bCs/>
+                <w:sz w:val="18"/>
+                <w:szCs w:val="18"/>
+              </w:rPr>
+              <w:t xml:space="preserve">Area</w:t>
+            </w:r>
+          </w:p>
+        </w:tc>
+        <w:tc>
+          <w:tcPr>
+            <w:tcW w:type="dxa" w:w="2600"/>
+            <w:shd w:fill="F2F2F2" w:val="clear"/>
+          </w:tcPr>
+          <w:p>
+            <w:r>
+              <w:rPr>
+                <w:b/>
+                <w:bCs/>
+                <w:sz w:val="18"/>
+                <w:szCs w:val="18"/>
+              </w:rPr>
+              <w:t xml:space="preserve">Commitment</w:t>
+            </w:r>
+          </w:p>
+        </w:tc>
+        <w:tc>
+          <w:tcPr>
+            <w:tcW w:type="dxa" w:w="2400"/>
+            <w:shd w:fill="F2F2F2" w:val="clear"/>
+          </w:tcPr>
+          <w:p>
+            <w:r>
+              <w:rPr>
+                <w:b/>
+                <w:bCs/>
+                <w:sz w:val="18"/>
+                <w:szCs w:val="18"/>
+              </w:rPr>
+              <w:t xml:space="preserve">Specifics</w:t>
+            </w:r>
+          </w:p>
+        </w:tc>
+        <w:tc>
+          <w:tcPr>
+            <w:tcW w:type="dxa" w:w="900"/>
+            <w:shd w:fill="F2F2F2" w:val="clear"/>
+          </w:tcPr>
+          <w:p>
+            <w:r>
+              <w:rPr>
+                <w:b/>
+                <w:bCs/>
+                <w:sz w:val="18"/>
+                <w:szCs w:val="18"/>
+              </w:rPr>
+              <w:t xml:space="preserve">By when</w:t>
+            </w:r>
+          </w:p>
+        </w:tc>
+        <w:tc>
+          <w:tcPr>
+            <w:tcW w:type="dxa" w:w="1200"/>
+            <w:shd w:fill="F2F2F2" w:val="clear"/>
+          </w:tcPr>
+          <w:p>
+            <w:r>
+              <w:rPr>
+                <w:b/>
+                <w:bCs/>
+                <w:sz w:val="18"/>
+                <w:szCs w:val="18"/>
+              </w:rPr>
+              <w:t xml:space="preserve">Stage</w:t>
+            </w:r>
+          </w:p>
+        </w:tc>
+        <w:tc>
+          <w:tcPr>
+            <w:tcW w:type="dxa" w:w="800"/>
+            <w:shd w:fill="F2F2F2" w:val="clear"/>
+          </w:tcPr>
+          <w:p>
+            <w:r>
+              <w:rPr>
+                <w:b/>
+                <w:bCs/>
+                <w:sz w:val="18"/>
+                <w:szCs w:val="18"/>
+              </w:rPr>
+              <w:t xml:space="preserve">Thesis-critical</w:t>
+            </w:r>
+          </w:p>
+        </w:tc>
+      </w:tr>
+      <w:tr>
+        <w:tc>
+          <w:tcPr>
+            <w:tcW w:type="dxa" w:w="1100"/>
+          </w:tcPr>
+          <w:p>
+            <w:r>
+              <w:rPr>
+                <w:b w:val="false"/>
+                <w:bCs w:val="false"/>
+                <w:sz w:val="18"/>
+                <w:szCs w:val="18"/>
+              </w:rPr>
+              <w:t xml:space="preserve">new_business</w:t>
+            </w:r>
+          </w:p>
+        </w:tc>
+        <w:tc>
+          <w:tcPr>
+            <w:tcW w:type="dxa" w:w="2600"/>
+          </w:tcPr>
+          <w:p>
+            <w:r>
+              <w:rPr>
+                <w:b w:val="false"/>
+                <w:bCs w:val="false"/>
+                <w:sz w:val="18"/>
+                <w:szCs w:val="18"/>
+              </w:rPr>
+              <w:t xml:space="preserve">Scale US PEB (Ascent Buildings) backlog and revenue</w:t>
+            </w:r>
+          </w:p>
+        </w:tc>
+        <w:tc>
+          <w:tcPr>
+            <w:tcW w:type="dxa" w:w="2400"/>
+          </w:tcPr>
+          <w:p>
+            <w:r>
+              <w:rPr>
+                <w:b w:val="false"/>
+                <w:bCs w:val="false"/>
+                <w:sz w:val="18"/>
+                <w:szCs w:val="18"/>
+              </w:rPr>
+              <w:t xml:space="preserve">backlog $51m -&gt; $61m -&gt; &gt;$100m across FY26 into Q1 FY27; higher margin than India</w:t>
+            </w:r>
+          </w:p>
+        </w:tc>
+        <w:tc>
+          <w:tcPr>
+            <w:tcW w:type="dxa" w:w="900"/>
+          </w:tcPr>
+          <w:p>
+            <w:r>
+              <w:rPr>
+                <w:b w:val="false"/>
+                <w:bCs w:val="false"/>
+                <w:sz w:val="18"/>
+                <w:szCs w:val="18"/>
+              </w:rPr>
+              <w:t xml:space="preserve">FY27</w:t>
+            </w:r>
+          </w:p>
+        </w:tc>
+        <w:tc>
+          <w:tcPr>
+            <w:tcW w:type="dxa" w:w="1200"/>
+          </w:tcPr>
+          <w:p>
+            <w:r>
+              <w:rPr>
+                <w:b w:val="false"/>
+                <w:bCs w:val="false"/>
+                <w:sz w:val="18"/>
+                <w:szCs w:val="18"/>
+              </w:rPr>
+              <w:t xml:space="preserve">commercial</w:t>
+            </w:r>
+          </w:p>
+        </w:tc>
+        <w:tc>
+          <w:tcPr>
+            <w:tcW w:type="dxa" w:w="800"/>
+          </w:tcPr>
+          <w:p>
+            <w:r>
+              <w:rPr>
+                <w:b w:val="false"/>
+                <w:bCs w:val="false"/>
+                <w:sz w:val="18"/>
+                <w:szCs w:val="18"/>
+              </w:rPr>
+              <w:t xml:space="preserve">yes</w:t>
+            </w:r>
+          </w:p>
+        </w:tc>
+      </w:tr>
+      <w:tr>
+        <w:tc>
+          <w:tcPr>
+            <w:tcW w:type="dxa" w:w="1100"/>
+          </w:tcPr>
+          <w:p>
+            <w:r>
+              <w:rPr>
+                <w:b w:val="false"/>
+                <w:bCs w:val="false"/>
+                <w:sz w:val="18"/>
+                <w:szCs w:val="18"/>
+              </w:rPr>
+              <w:t xml:space="preserve">growth</w:t>
+            </w:r>
+          </w:p>
+        </w:tc>
+        <w:tc>
+          <w:tcPr>
+            <w:tcW w:type="dxa" w:w="2600"/>
+          </w:tcPr>
+          <w:p>
+            <w:r>
+              <w:rPr>
+                <w:b w:val="false"/>
+                <w:bCs w:val="false"/>
+                <w:sz w:val="18"/>
+                <w:szCs w:val="18"/>
+              </w:rPr>
+              <w:t xml:space="preserve">Double-digit profit growth + ~200 bps PBT-margin improvement over 3 years</w:t>
+            </w:r>
+          </w:p>
+        </w:tc>
+        <w:tc>
+          <w:tcPr>
+            <w:tcW w:type="dxa" w:w="2400"/>
+          </w:tcPr>
+          <w:p>
+            <w:r>
+              <w:rPr>
+                <w:b w:val="false"/>
+                <w:bCs w:val="false"/>
+                <w:sz w:val="18"/>
+                <w:szCs w:val="18"/>
+              </w:rPr>
+              <w:t xml:space="preserve">long-term 30% ROCE aspiration; D/E toward ~0.7</w:t>
+            </w:r>
+          </w:p>
+        </w:tc>
+        <w:tc>
+          <w:tcPr>
+            <w:tcW w:type="dxa" w:w="900"/>
+          </w:tcPr>
+          <w:p>
+            <w:r>
+              <w:rPr>
+                <w:b w:val="false"/>
+                <w:bCs w:val="false"/>
+                <w:sz w:val="18"/>
+                <w:szCs w:val="18"/>
+              </w:rPr>
+              <w:t xml:space="preserve">beyond</w:t>
+            </w:r>
+          </w:p>
+        </w:tc>
+        <w:tc>
+          <w:tcPr>
+            <w:tcW w:type="dxa" w:w="1200"/>
+          </w:tcPr>
+          <w:p>
+            <w:r>
+              <w:rPr>
+                <w:b w:val="false"/>
+                <w:bCs w:val="false"/>
+                <w:sz w:val="18"/>
+                <w:szCs w:val="18"/>
+              </w:rPr>
+              <w:t xml:space="preserve">operational</w:t>
+            </w:r>
+          </w:p>
+        </w:tc>
+        <w:tc>
+          <w:tcPr>
+            <w:tcW w:type="dxa" w:w="800"/>
+          </w:tcPr>
+          <w:p>
+            <w:r>
+              <w:rPr>
+                <w:b w:val="false"/>
+                <w:bCs w:val="false"/>
+                <w:sz w:val="18"/>
+                <w:szCs w:val="18"/>
+              </w:rPr>
+              <w:t xml:space="preserve">yes</w:t>
+            </w:r>
+          </w:p>
+        </w:tc>
+      </w:tr>
+      <w:tr>
+        <w:tc>
+          <w:tcPr>
+            <w:tcW w:type="dxa" w:w="1100"/>
+          </w:tcPr>
+          <w:p>
+            <w:r>
+              <w:rPr>
+                <w:b w:val="false"/>
+                <w:bCs w:val="false"/>
+                <w:sz w:val="18"/>
+                <w:szCs w:val="18"/>
+              </w:rPr>
+              <w:t xml:space="preserve">balance_sheet</w:t>
+            </w:r>
+          </w:p>
+        </w:tc>
+        <w:tc>
+          <w:tcPr>
+            <w:tcW w:type="dxa" w:w="2600"/>
+          </w:tcPr>
+          <w:p>
+            <w:r>
+              <w:rPr>
+                <w:b w:val="false"/>
+                <w:bCs w:val="false"/>
+                <w:sz w:val="18"/>
+                <w:szCs w:val="18"/>
+              </w:rPr>
+              <w:t xml:space="preserve">Reduce D/E toward 0.7 and working-capital days toward 60</w:t>
+            </w:r>
+          </w:p>
+        </w:tc>
+        <w:tc>
+          <w:tcPr>
+            <w:tcW w:type="dxa" w:w="2400"/>
+          </w:tcPr>
+          <w:p>
+            <w:r>
+              <w:rPr>
+                <w:b w:val="false"/>
+                <w:bCs w:val="false"/>
+                <w:sz w:val="18"/>
+                <w:szCs w:val="18"/>
+              </w:rPr>
+              <w:t xml:space="preserve">D/E ~1.0 (FY26) vs 0.78 (FY25); WC days ~74-76 vs 60 target</w:t>
+            </w:r>
+          </w:p>
+        </w:tc>
+        <w:tc>
+          <w:tcPr>
+            <w:tcW w:type="dxa" w:w="900"/>
+          </w:tcPr>
+          <w:p>
+            <w:r>
+              <w:rPr>
+                <w:b w:val="false"/>
+                <w:bCs w:val="false"/>
+                <w:sz w:val="18"/>
+                <w:szCs w:val="18"/>
+              </w:rPr>
+              <w:t xml:space="preserve">FY28</w:t>
+            </w:r>
+          </w:p>
+        </w:tc>
+        <w:tc>
+          <w:tcPr>
+            <w:tcW w:type="dxa" w:w="1200"/>
+          </w:tcPr>
+          <w:p>
+            <w:r>
+              <w:rPr>
+                <w:b w:val="false"/>
+                <w:bCs w:val="false"/>
+                <w:sz w:val="18"/>
+                <w:szCs w:val="18"/>
+              </w:rPr>
+              <w:t xml:space="preserve">expectation</w:t>
+            </w:r>
+          </w:p>
+        </w:tc>
+        <w:tc>
+          <w:tcPr>
+            <w:tcW w:type="dxa" w:w="800"/>
+          </w:tcPr>
+          <w:p>
+            <w:r>
+              <w:rPr>
+                <w:b w:val="false"/>
+                <w:bCs w:val="false"/>
+                <w:sz w:val="18"/>
+                <w:szCs w:val="18"/>
+              </w:rPr>
+              <w:t xml:space="preserve">yes</w:t>
+            </w:r>
+          </w:p>
+        </w:tc>
+      </w:tr>
+      <w:tr>
+        <w:tc>
+          <w:tcPr>
+            <w:tcW w:type="dxa" w:w="1100"/>
+          </w:tcPr>
+          <w:p>
+            <w:r>
+              <w:rPr>
+                <w:b w:val="false"/>
+                <w:bCs w:val="false"/>
+                <w:sz w:val="18"/>
+                <w:szCs w:val="18"/>
+              </w:rPr>
+              <w:t xml:space="preserve">orders</w:t>
+            </w:r>
+          </w:p>
+        </w:tc>
+        <w:tc>
+          <w:tcPr>
+            <w:tcW w:type="dxa" w:w="2600"/>
+          </w:tcPr>
+          <w:p>
+            <w:r>
+              <w:rPr>
+                <w:b w:val="false"/>
+                <w:bCs w:val="false"/>
+                <w:sz w:val="18"/>
+                <w:szCs w:val="18"/>
+              </w:rPr>
+              <w:t xml:space="preserve">Consolidated order book across PEB India / boilers / US</w:t>
+            </w:r>
+          </w:p>
+        </w:tc>
+        <w:tc>
+          <w:tcPr>
+            <w:tcW w:type="dxa" w:w="2400"/>
+          </w:tcPr>
+          <w:p>
+            <w:r>
+              <w:rPr>
+                <w:b w:val="false"/>
+                <w:bCs w:val="false"/>
+                <w:sz w:val="18"/>
+                <w:szCs w:val="18"/>
+              </w:rPr>
+              <w:t xml:space="preserve">PEB India Rs 1,008 Cr, boilers Rs 150.75 Cr, US &gt;$100m; Rs 944 Cr new orders in Q1 FY27</w:t>
+            </w:r>
+          </w:p>
+        </w:tc>
+        <w:tc>
+          <w:tcPr>
+            <w:tcW w:type="dxa" w:w="900"/>
+          </w:tcPr>
+          <w:p>
+            <w:r>
+              <w:rPr>
+                <w:b w:val="false"/>
+                <w:bCs w:val="false"/>
+                <w:sz w:val="18"/>
+                <w:szCs w:val="18"/>
+              </w:rPr>
+              <w:t xml:space="preserve">12M</w:t>
+            </w:r>
+          </w:p>
+        </w:tc>
+        <w:tc>
+          <w:tcPr>
+            <w:tcW w:type="dxa" w:w="1200"/>
+          </w:tcPr>
+          <w:p>
+            <w:r>
+              <w:rPr>
+                <w:b w:val="false"/>
+                <w:bCs w:val="false"/>
+                <w:sz w:val="18"/>
+                <w:szCs w:val="18"/>
+              </w:rPr>
+              <w:t xml:space="preserve">commercial</w:t>
+            </w:r>
+          </w:p>
+        </w:tc>
+        <w:tc>
+          <w:tcPr>
+            <w:tcW w:type="dxa" w:w="800"/>
+          </w:tcPr>
+          <w:p>
+            <w:r>
+              <w:rPr>
+                <w:b w:val="false"/>
+                <w:bCs w:val="false"/>
+                <w:sz w:val="18"/>
+                <w:szCs w:val="18"/>
+              </w:rPr>
+              <w:t xml:space="preserve"/>
+            </w:r>
+          </w:p>
+        </w:tc>
+      </w:tr>
+    </w:tbl>
+    <w:p>
+      <w:pPr>
+        <w:spacing w:after="60" w:before="120"/>
+      </w:pPr>
+      <w:r>
+        <w:rPr>
+          <w:b/>
+          <w:bCs/>
+          <w:sz w:val="20"/>
+          <w:szCs w:val="20"/>
+        </w:rPr>
+        <w:t xml:space="preserve">Earnings chain: </w:t>
+      </w:r>
+      <w:r>
+        <w:rPr>
+          <w:b w:val="false"/>
+          <w:bCs w:val="false"/>
+          <w:sz w:val="20"/>
+          <w:szCs w:val="20"/>
+        </w:rPr>
+        <w:t xml:space="preserve">order intake (PEB India, US, boilers)</w:t>
+      </w:r>
+      <w:r>
+        <w:rPr>
+          <w:color w:val="666666"/>
+          <w:sz w:val="20"/>
+          <w:szCs w:val="20"/>
+        </w:rPr>
+        <w:t xml:space="preserve"> → </w:t>
+      </w:r>
+      <w:r>
+        <w:rPr>
+          <w:b w:val="false"/>
+          <w:bCs w:val="false"/>
+          <w:sz w:val="20"/>
+          <w:szCs w:val="20"/>
+        </w:rPr>
+        <w:t xml:space="preserve">US PEB revenue mix up</w:t>
+      </w:r>
+      <w:r>
+        <w:rPr>
+          <w:color w:val="666666"/>
+          <w:sz w:val="20"/>
+          <w:szCs w:val="20"/>
+        </w:rPr>
+        <w:t xml:space="preserve"> → </w:t>
+      </w:r>
+      <w:r>
+        <w:rPr>
+          <w:b w:val="false"/>
+          <w:bCs w:val="false"/>
+          <w:sz w:val="20"/>
+          <w:szCs w:val="20"/>
+        </w:rPr>
+        <w:t xml:space="preserve">gross- + PBT-margin expansion</w:t>
+      </w:r>
+      <w:r>
+        <w:rPr>
+          <w:color w:val="666666"/>
+          <w:sz w:val="20"/>
+          <w:szCs w:val="20"/>
+        </w:rPr>
+        <w:t xml:space="preserve"> → </w:t>
+      </w:r>
+      <w:r>
+        <w:rPr>
+          <w:b w:val="false"/>
+          <w:bCs w:val="false"/>
+          <w:sz w:val="20"/>
+          <w:szCs w:val="20"/>
+        </w:rPr>
+        <w:t xml:space="preserve">operating leverage on a large base</w:t>
+      </w:r>
+      <w:r>
+        <w:rPr>
+          <w:color w:val="666666"/>
+          <w:sz w:val="20"/>
+          <w:szCs w:val="20"/>
+        </w:rPr>
+        <w:t xml:space="preserve"> → </w:t>
+      </w:r>
+      <w:r>
+        <w:rPr>
+          <w:b w:val="false"/>
+          <w:bCs w:val="false"/>
+          <w:sz w:val="20"/>
+          <w:szCs w:val="20"/>
+        </w:rPr>
+        <w:t xml:space="preserve">interest-cost drag (D/E ~1.0)</w:t>
+      </w:r>
+      <w:r>
+        <w:rPr>
+          <w:color w:val="666666"/>
+          <w:sz w:val="20"/>
+          <w:szCs w:val="20"/>
+        </w:rPr>
+        <w:t xml:space="preserve"> → </w:t>
+      </w:r>
+      <w:r>
+        <w:rPr>
+          <w:b w:val="false"/>
+          <w:bCs w:val="false"/>
+          <w:sz w:val="20"/>
+          <w:szCs w:val="20"/>
+        </w:rPr>
+        <w:t xml:space="preserve">PAT</w:t>
+      </w:r>
+      <w:r>
+        <w:rPr>
+          <w:color w:val="666666"/>
+          <w:sz w:val="20"/>
+          <w:szCs w:val="20"/>
+        </w:rPr>
+        <w:t xml:space="preserve"> → </w:t>
+      </w:r>
+      <w:r>
+        <w:rPr>
+          <w:b w:val="false"/>
+          <w:bCs w:val="false"/>
+          <w:sz w:val="20"/>
+          <w:szCs w:val="20"/>
+        </w:rPr>
+        <w:t xml:space="preserve">FCF (working-capital reduction)</w:t>
+      </w:r>
+    </w:p>
+    <w:p>
+      <w:pPr>
+        <w:spacing w:after="120"/>
+      </w:pPr>
+      <w:r>
+        <w:rPr>
+          <w:color w:val="666666"/>
+          <w:sz w:val="18"/>
+          <w:szCs w:val="18"/>
+        </w:rPr>
+        <w:t xml:space="preserve">Bottleneck link: US PEB revenue mix up + working-capital reduction (both needed for the PBT-margin and FCF story).</w:t>
+      </w:r>
+    </w:p>
+    <w:p>
+      <w:pPr>
+        <w:spacing w:after="120"/>
+      </w:pPr>
+      <w:r>
+        <w:rPr>
+          <w:color w:val="666666"/>
+          <w:sz w:val="18"/>
+          <w:szCs w:val="18"/>
+        </w:rPr>
+        <w:t xml:space="preserve">Operating leverage: yes - FY26 EBITDA +15.5% on revenue +12.35%, OPM to a 7-quarter high; but interest cost absorbs much of it</w:t>
+      </w:r>
+    </w:p>
+    <w:p>
+      <w:pPr>
+        <w:spacing w:after="120"/>
+      </w:pPr>
+      <w:r>
+        <w:rPr>
+          <w:color w:val="666666"/>
+          <w:sz w:val="18"/>
+          <w:szCs w:val="18"/>
+        </w:rPr>
+        <w:t xml:space="preserve">Evidenced: order intake (PEB India, US, boilers); US PEB revenue mix up; gross- + PBT-margin expansion. Still assumed: operating leverage on a large base; FCF (working-capital reduction).</w:t>
+      </w:r>
+    </w:p>
+    <w:p>
+      <w:pPr>
+        <w:spacing w:after="120"/>
+      </w:pPr>
+      <w:r>
+        <w:rPr>
+          <w:b/>
+          <w:bCs/>
+          <w:sz w:val="20"/>
+          <w:szCs w:val="20"/>
+        </w:rPr>
+        <w:t xml:space="preserve">Market expectation vs. our path:</w:t>
+      </w:r>
+    </w:p>
+    <w:tbl>
+      <w:tblPr>
+        <w:tblW w:type="dxa" w:w="9000"/>
+        <w:tblBorders>
+          <w:top w:val="single" w:color="auto" w:sz="4"/>
+          <w:left w:val="single" w:color="auto" w:sz="4"/>
+          <w:bottom w:val="single" w:color="auto" w:sz="4"/>
+          <w:right w:val="single" w:color="auto" w:sz="4"/>
+          <w:insideH w:val="single" w:color="auto" w:sz="4"/>
+          <w:insideV w:val="single" w:color="auto" w:sz="4"/>
+        </w:tblBorders>
+      </w:tblPr>
+      <w:tblGrid>
+        <w:gridCol w:w="3200"/>
+        <w:gridCol w:w="5800"/>
+      </w:tblGrid>
+      <w:tr>
+        <w:tc>
+          <w:tcPr>
+            <w:tcW w:type="dxa" w:w="3200"/>
+            <w:shd w:fill="F2F2F2" w:val="clear"/>
+          </w:tcPr>
+          <w:p>
+            <w:r>
+              <w:rPr>
+                <w:b/>
+                <w:bCs/>
+              </w:rPr>
+              <w:t xml:space="preserve">As of</w:t>
+            </w:r>
+          </w:p>
+        </w:tc>
+        <w:tc>
+          <w:tcPr>
+            <w:tcW w:type="dxa" w:w="5800"/>
+          </w:tcPr>
+          <w:p>
+            <w:r>
+              <w:t xml:space="preserve">2026-09-08</w:t>
+            </w:r>
+          </w:p>
+        </w:tc>
+      </w:tr>
+      <w:tr>
+        <w:tc>
+          <w:tcPr>
+            <w:tcW w:type="dxa" w:w="3200"/>
+            <w:shd w:fill="F2F2F2" w:val="clear"/>
+          </w:tcPr>
+          <w:p>
+            <w:r>
+              <w:rPr>
+                <w:b/>
+                <w:bCs/>
+              </w:rPr>
+              <w:t xml:space="preserve">Price / multiple</w:t>
+            </w:r>
+          </w:p>
+        </w:tc>
+        <w:tc>
+          <w:tcPr>
+            <w:tcW w:type="dxa" w:w="5800"/>
+          </w:tcPr>
+          <w:p>
+            <w:r>
+              <w:t xml:space="preserve">Rs 181 · 17.3x P/E · 7.9x EV/EBITDA</w:t>
+            </w:r>
+          </w:p>
+        </w:tc>
+      </w:tr>
+      <w:tr>
+        <w:tc>
+          <w:tcPr>
+            <w:tcW w:type="dxa" w:w="3200"/>
+            <w:shd w:fill="F2F2F2" w:val="clear"/>
+          </w:tcPr>
+          <w:p>
+            <w:r>
+              <w:rPr>
+                <w:b/>
+                <w:bCs/>
+              </w:rPr>
+              <w:t xml:space="preserve">Right valuation lens</w:t>
+            </w:r>
+          </w:p>
+        </w:tc>
+        <w:tc>
+          <w:tcPr>
+            <w:tcW w:type="dxa" w:w="5800"/>
+          </w:tcPr>
+          <w:p>
+            <w:r>
+              <w:t xml:space="preserve">P/E</w:t>
+            </w:r>
+          </w:p>
+        </w:tc>
+      </w:tr>
+      <w:tr>
+        <w:tc>
+          <w:tcPr>
+            <w:tcW w:type="dxa" w:w="3200"/>
+            <w:shd w:fill="F2F2F2" w:val="clear"/>
+          </w:tcPr>
+          <w:p>
+            <w:r>
+              <w:rPr>
+                <w:b/>
+                <w:bCs/>
+              </w:rPr>
+              <w:t xml:space="preserve">Price implies</w:t>
+            </w:r>
+          </w:p>
+        </w:tc>
+        <w:tc>
+          <w:tcPr>
+            <w:tcW w:type="dxa" w:w="5800"/>
+          </w:tcPr>
+          <w:p>
+            <w:r>
+              <w:t xml:space="preserve">~15-17% EPS CAGR FY26-&gt;FY28 to justify 17x trailing against an ~18-20x exit; achievable only if the US mix lifts blended PBT margin ~200 bps as guided - Q1 FY27's +3.6% topline does not get there on volume</w:t>
+            </w:r>
+          </w:p>
+        </w:tc>
+      </w:tr>
+      <w:tr>
+        <w:tc>
+          <w:tcPr>
+            <w:tcW w:type="dxa" w:w="3200"/>
+            <w:shd w:fill="F2F2F2" w:val="clear"/>
+          </w:tcPr>
+          <w:p>
+            <w:r>
+              <w:rPr>
+                <w:b/>
+                <w:bCs/>
+              </w:rPr>
+              <w:t xml:space="preserve">Our FY27</w:t>
+            </w:r>
+          </w:p>
+        </w:tc>
+        <w:tc>
+          <w:tcPr>
+            <w:tcW w:type="dxa" w:w="5800"/>
+          </w:tcPr>
+          <w:p>
+            <w:r>
+              <w:t xml:space="preserve">revenue +8-12% (US ramp offsetting soft India Q1), PAT +12-18% on mix + cost control; FCF roughly neutral as capex stays elevated</w:t>
+            </w:r>
+          </w:p>
+        </w:tc>
+      </w:tr>
+      <w:tr>
+        <w:tc>
+          <w:tcPr>
+            <w:tcW w:type="dxa" w:w="3200"/>
+            <w:shd w:fill="F2F2F2" w:val="clear"/>
+          </w:tcPr>
+          <w:p>
+            <w:r>
+              <w:rPr>
+                <w:b/>
+                <w:bCs/>
+              </w:rPr>
+              <w:t xml:space="preserve">Our FY28</w:t>
+            </w:r>
+          </w:p>
+        </w:tc>
+        <w:tc>
+          <w:tcPr>
+            <w:tcW w:type="dxa" w:w="5800"/>
+          </w:tcPr>
+          <w:p>
+            <w:r>
+              <w:t xml:space="preserve">second leg from full US backlog conversion + working-capital release; PBT margin toward the +200 bps target if steel is stable</w:t>
+            </w:r>
+          </w:p>
+        </w:tc>
+      </w:tr>
+      <w:tr>
+        <w:tc>
+          <w:tcPr>
+            <w:tcW w:type="dxa" w:w="3200"/>
+            <w:shd w:fill="F2F2F2" w:val="clear"/>
+          </w:tcPr>
+          <w:p>
+            <w:r>
+              <w:rPr>
+                <w:b/>
+                <w:bCs/>
+              </w:rPr>
+              <w:t xml:space="preserve">Gap direction</w:t>
+            </w:r>
+          </w:p>
+        </w:tc>
+        <w:tc>
+          <w:tcPr>
+            <w:tcW w:type="dxa" w:w="5800"/>
+          </w:tcPr>
+          <w:p>
+            <w:r>
+              <w:t xml:space="preserve">partially-priced</w:t>
+            </w:r>
+          </w:p>
+        </w:tc>
+      </w:tr>
+      <w:tr>
+        <w:tc>
+          <w:tcPr>
+            <w:tcW w:type="dxa" w:w="3200"/>
+            <w:shd w:fill="F2F2F2" w:val="clear"/>
+          </w:tcPr>
+          <w:p>
+            <w:r>
+              <w:rPr>
+                <w:b/>
+                <w:bCs/>
+              </w:rPr>
+              <w:t xml:space="preserve">Gap type</w:t>
+            </w:r>
+          </w:p>
+        </w:tc>
+        <w:tc>
+          <w:tcPr>
+            <w:tcW w:type="dxa" w:w="5800"/>
+          </w:tcPr>
+          <w:p>
+            <w:r>
+              <w:t xml:space="preserve">margin</w:t>
+            </w:r>
+          </w:p>
+        </w:tc>
+      </w:tr>
+      <w:tr>
+        <w:tc>
+          <w:tcPr>
+            <w:tcW w:type="dxa" w:w="3200"/>
+            <w:shd w:fill="F2F2F2" w:val="clear"/>
+          </w:tcPr>
+          <w:p>
+            <w:r>
+              <w:rPr>
+                <w:b/>
+                <w:bCs/>
+              </w:rPr>
+              <w:t xml:space="preserve">Gap magnitude</w:t>
+            </w:r>
+          </w:p>
+        </w:tc>
+        <w:tc>
+          <w:tcPr>
+            <w:tcW w:type="dxa" w:w="5800"/>
+          </w:tcPr>
+          <w:p>
+            <w:r>
+              <w:t xml:space="preserve">not estimable</w:t>
+            </w:r>
+          </w:p>
+        </w:tc>
+      </w:tr>
+      <w:tr>
+        <w:tc>
+          <w:tcPr>
+            <w:tcW w:type="dxa" w:w="3200"/>
+            <w:shd w:fill="F2F2F2" w:val="clear"/>
+          </w:tcPr>
+          <w:p>
+            <w:r>
+              <w:rPr>
+                <w:b/>
+                <w:bCs/>
+              </w:rPr>
+              <w:t xml:space="preserve">Gap basis</w:t>
+            </w:r>
+          </w:p>
+        </w:tc>
+        <w:tc>
+          <w:tcPr>
+            <w:tcW w:type="dxa" w:w="5800"/>
+          </w:tcPr>
+          <w:p>
+            <w:r>
+              <w:t xml:space="preserve">~17x already reflects a re-rating off the old ~10-12x legacy multiple; the incremental US-mix PBT lift is partly priced. Our FY28 PAT is modestly above the implied path but not materially, and rising interest cost + ~zero FCF cap the upside.</w:t>
+            </w:r>
+          </w:p>
+        </w:tc>
+      </w:tr>
+      <w:tr>
+        <w:tc>
+          <w:tcPr>
+            <w:tcW w:type="dxa" w:w="3200"/>
+            <w:shd w:fill="F2F2F2" w:val="clear"/>
+          </w:tcPr>
+          <w:p>
+            <w:r>
+              <w:rPr>
+                <w:b/>
+                <w:bCs/>
+              </w:rPr>
+              <w:t xml:space="preserve">Evidence quality</w:t>
+            </w:r>
+          </w:p>
+        </w:tc>
+        <w:tc>
+          <w:tcPr>
+            <w:tcW w:type="dxa" w:w="5800"/>
+          </w:tcPr>
+          <w:p>
+            <w:r>
+              <w:t xml:space="preserve">strong</w:t>
+            </w:r>
+          </w:p>
+        </w:tc>
+      </w:tr>
+    </w:tbl>
+    <w:p>
+      <w:pPr>
+        <w:spacing w:after="120"/>
+      </w:pPr>
+      <w:r>
+        <w:rPr>
+          <w:i/>
+          <w:iCs/>
+          <w:color w:val="666666"/>
+          <w:sz w:val="16"/>
+          <w:szCs w:val="16"/>
+        </w:rPr>
+        <w:t xml:space="preserve">no broker consensus; implied path is a reverse-P/E estimate + screener.in forward figures + VP thread view</w:t>
+      </w:r>
+    </w:p>
+    <w:p>
+      <w:pPr>
+        <w:spacing w:after="120" w:before="120"/>
+      </w:pPr>
+      <w:r>
+        <w:rPr>
+          <w:b/>
+          <w:bCs/>
+          <w:sz w:val="20"/>
+          <w:szCs w:val="20"/>
+        </w:rPr>
+        <w:t xml:space="preserve">Catalyst: </w:t>
+      </w:r>
+      <w:r>
+        <w:rPr>
+          <w:sz w:val="20"/>
+          <w:szCs w:val="20"/>
+        </w:rPr>
+        <w:t xml:space="preserve">A Q2/Q3 FY27 print showing US-mix-led blended PBT-margin step-up + working-capital days falling toward 60</w:t>
+      </w:r>
+      <w:r>
+        <w:rPr>
+          <w:color w:val="666666"/>
+          <w:sz w:val="18"/>
+          <w:szCs w:val="18"/>
+        </w:rPr>
+        <w:t xml:space="preserve"> (window ~9M from 2026-09-08; undated; evidence med; pending)</w:t>
+      </w:r>
+    </w:p>
+    <w:p>
+      <w:pPr>
+        <w:pStyle w:val="Heading1"/>
+        <w:spacing w:after="120" w:before="280"/>
+      </w:pPr>
+      <w:r>
+        <w:t xml:space="preserve">Ishmohit-Lens Checks (value chain · earnings quality · growth trajectory · management · quality metrics · track record · global-signal check)</w:t>
+      </w:r>
+    </w:p>
+    <w:p>
+      <w:pPr>
+        <w:spacing w:after="120"/>
+      </w:pPr>
+      <w:r>
+        <w:rPr>
+          <w:i/>
+          <w:iCs/>
+          <w:color w:val="666666"/>
+          <w:sz w:val="18"/>
+          <w:szCs w:val="18"/>
+        </w:rPr>
+        <w:t xml:space="preserve">Extra checks drawn from @ishmohit1 / SOIC methodology (playbook/ishmohit-soic-style.md): where the company sits in its value chain and what the supply side is doing, whether a margin/PAT inflection is structural or a cyclical peak, the rate-of-change of growth vs. what the multiple demands, and management quality as a positive attribute.</w:t>
+      </w:r>
+    </w:p>
+    <w:p>
+      <w:pPr>
+        <w:spacing w:after="120"/>
+      </w:pPr>
+      <w:r>
+        <w:rPr>
+          <w:b/>
+          <w:bCs/>
+          <w:sz w:val="20"/>
+          <w:szCs w:val="20"/>
+        </w:rPr>
+        <w:t xml:space="preserve">Value chain &amp; supply side:</w:t>
+      </w:r>
+    </w:p>
+    <w:tbl>
+      <w:tblPr>
+        <w:tblW w:type="dxa" w:w="9000"/>
+        <w:tblBorders>
+          <w:top w:val="single" w:color="auto" w:sz="4"/>
+          <w:left w:val="single" w:color="auto" w:sz="4"/>
+          <w:bottom w:val="single" w:color="auto" w:sz="4"/>
+          <w:right w:val="single" w:color="auto" w:sz="4"/>
+          <w:insideH w:val="single" w:color="auto" w:sz="4"/>
+          <w:insideV w:val="single" w:color="auto" w:sz="4"/>
+        </w:tblBorders>
+      </w:tblPr>
+      <w:tblGrid>
+        <w:gridCol w:w="3200"/>
+        <w:gridCol w:w="5800"/>
+      </w:tblGrid>
+      <w:tr>
+        <w:tc>
+          <w:tcPr>
+            <w:tcW w:type="dxa" w:w="3200"/>
+            <w:shd w:fill="F2F2F2" w:val="clear"/>
+          </w:tcPr>
+          <w:p>
+            <w:r>
+              <w:rPr>
+                <w:b/>
+                <w:bCs/>
+              </w:rPr>
+              <w:t xml:space="preserve">Theme</w:t>
+            </w:r>
+          </w:p>
+        </w:tc>
+        <w:tc>
+          <w:tcPr>
+            <w:tcW w:type="dxa" w:w="5800"/>
+          </w:tcPr>
+          <w:p>
+            <w:r>
+              <w:t xml:space="preserve">pre-engineered steel buildings (PEB) - India + US metal-buildings share gain</w:t>
+            </w:r>
+          </w:p>
+        </w:tc>
+      </w:tr>
+      <w:tr>
+        <w:tc>
+          <w:tcPr>
+            <w:tcW w:type="dxa" w:w="3200"/>
+            <w:shd w:fill="F2F2F2" w:val="clear"/>
+          </w:tcPr>
+          <w:p>
+            <w:r>
+              <w:rPr>
+                <w:b/>
+                <w:bCs/>
+              </w:rPr>
+              <w:t xml:space="preserve">This company's position</w:t>
+            </w:r>
+          </w:p>
+        </w:tc>
+        <w:tc>
+          <w:tcPr>
+            <w:tcW w:type="dxa" w:w="5800"/>
+          </w:tcPr>
+          <w:p>
+            <w:r>
+              <w:t xml:space="preserve">backward-integrated PEB manufacturer (own steel strips, tubes, beams) + in-house design; US arm (Ascent Buildings LLC, Tennessee) as an engineering-responsiveness challenger in a commoditised US metal-buildings market; plus diversified engineering (hydraulics, railway, tubes, boilers)</w:t>
+            </w:r>
+          </w:p>
+        </w:tc>
+      </w:tr>
+      <w:tr>
+        <w:tc>
+          <w:tcPr>
+            <w:tcW w:type="dxa" w:w="3200"/>
+            <w:shd w:fill="F2F2F2" w:val="clear"/>
+          </w:tcPr>
+          <w:p>
+            <w:r>
+              <w:rPr>
+                <w:b/>
+                <w:bCs/>
+              </w:rPr>
+              <w:t xml:space="preserve">Bottleneck node (pricing power)</w:t>
+            </w:r>
+          </w:p>
+        </w:tc>
+        <w:tc>
+          <w:tcPr>
+            <w:tcW w:type="dxa" w:w="5800"/>
+          </w:tcPr>
+          <w:p>
+            <w:r>
+              <w:t xml:space="preserve">US capacity + order conversion; India working-capital cycle</w:t>
+            </w:r>
+          </w:p>
+        </w:tc>
+      </w:tr>
+      <w:tr>
+        <w:tc>
+          <w:tcPr>
+            <w:tcW w:type="dxa" w:w="3200"/>
+            <w:shd w:fill="F2F2F2" w:val="clear"/>
+          </w:tcPr>
+          <w:p>
+            <w:r>
+              <w:rPr>
+                <w:b/>
+                <w:bCs/>
+              </w:rPr>
+              <w:t xml:space="preserve">Supply-side status</w:t>
+            </w:r>
+          </w:p>
+        </w:tc>
+        <w:tc>
+          <w:tcPr>
+            <w:tcW w:type="dxa" w:w="5800"/>
+          </w:tcPr>
+          <w:p>
+            <w:r>
+              <w:t xml:space="preserve">balanced</w:t>
+            </w:r>
+          </w:p>
+        </w:tc>
+      </w:tr>
+      <w:tr>
+        <w:tc>
+          <w:tcPr>
+            <w:tcW w:type="dxa" w:w="3200"/>
+            <w:shd w:fill="F2F2F2" w:val="clear"/>
+          </w:tcPr>
+          <w:p>
+            <w:r>
+              <w:rPr>
+                <w:b/>
+                <w:bCs/>
+              </w:rPr>
+              <w:t xml:space="preserve">Adjacent-node peers</w:t>
+            </w:r>
+          </w:p>
+        </w:tc>
+        <w:tc>
+          <w:tcPr>
+            <w:tcW w:type="dxa" w:w="5800"/>
+          </w:tcPr>
+          <w:p>
+            <w:r>
+              <w:t xml:space="preserve">Interarch Building Solutions, Everest Industries, Kirby Building Systems, NCI / Cornerstone Building Brands (US)</w:t>
+            </w:r>
+          </w:p>
+        </w:tc>
+      </w:tr>
+    </w:tbl>
+    <w:p>
+      <w:pPr>
+        <w:spacing w:after="120"/>
+      </w:pPr>
+      <w:r>
+        <w:rPr>
+          <w:color w:val="666666"/>
+          <w:sz w:val="18"/>
+          <w:szCs w:val="18"/>
+        </w:rPr>
+        <w:t xml:space="preserve">Edge vs Interarch is backward integration + in-house design + sticky infra/railway clients. The US market is commodity-driven; Ascent's thesis is winning share on engineering responsiveness - unproven at scale. Capital cycle roughly balanced.</w:t>
+      </w:r>
+    </w:p>
+    <w:p>
+      <w:pPr>
+        <w:spacing w:after="60" w:before="120"/>
+      </w:pPr>
+      <w:r>
+        <w:rPr>
+          <w:b/>
+          <w:bCs/>
+          <w:sz w:val="20"/>
+          <w:szCs w:val="20"/>
+        </w:rPr>
+        <w:t xml:space="preserve">Earnings quality: </w:t>
+      </w:r>
+      <w:r>
+        <w:rPr>
+          <w:sz w:val="20"/>
+          <w:szCs w:val="20"/>
+        </w:rPr>
+        <w:t xml:space="preserve">margin driver mixed</w:t>
+      </w:r>
+      <w:r>
+        <w:rPr>
+          <w:b/>
+          <w:bCs/>
+          <w:color w:val="A32020"/>
+          <w:sz w:val="20"/>
+          <w:szCs w:val="20"/>
+        </w:rPr>
+        <w:t xml:space="preserve"/>
+      </w:r>
+    </w:p>
+    <w:p>
+      <w:pPr>
+        <w:spacing w:after="120"/>
+      </w:pPr>
+      <w:r>
+        <w:rPr>
+          <w:color w:val="666666"/>
+          <w:sz w:val="18"/>
+          <w:szCs w:val="18"/>
+        </w:rPr>
+        <w:t xml:space="preserve">Drivers: US PEB mix (higher margin than India); product-mix richness + cost control; operating leverage on a large low-margin base; steel-price movement (swing factor).</w:t>
+      </w:r>
+    </w:p>
+    <w:p>
+      <w:pPr>
+        <w:spacing w:after="120"/>
+      </w:pPr>
+      <w:r>
+        <w:rPr>
+          <w:color w:val="666666"/>
+          <w:sz w:val="18"/>
+          <w:szCs w:val="18"/>
+        </w:rPr>
+        <w:t xml:space="preserve">Blended OPM ~11.4% is the best in 7 quarters, driven by US mix + cost control; management guides ~200 bps PBT improvement over 3 years and delivered the first leg in FY26. Steel-price swings are the main downside variable - not a cyclical spike, but delivery is guidance-dependent.</w:t>
+      </w:r>
+    </w:p>
+    <w:p>
+      <w:pPr>
+        <w:spacing w:after="60" w:before="120"/>
+      </w:pPr>
+      <w:r>
+        <w:rPr>
+          <w:b/>
+          <w:bCs/>
+          <w:sz w:val="20"/>
+          <w:szCs w:val="20"/>
+        </w:rPr>
+        <w:t xml:space="preserve">Growth trajectory: </w:t>
+      </w:r>
+      <w:r>
+        <w:rPr>
+          <w:b/>
+          <w:bCs/>
+          <w:color w:val="A32020"/>
+          <w:sz w:val="20"/>
+          <w:szCs w:val="20"/>
+        </w:rPr>
+        <w:t xml:space="preserve">YoY growth rate is decelerating</w:t>
+      </w:r>
+    </w:p>
+    <w:p>
+      <w:pPr>
+        <w:spacing w:after="120"/>
+      </w:pPr>
+      <w:r>
+        <w:rPr>
+          <w:color w:val="666666"/>
+          <w:sz w:val="18"/>
+          <w:szCs w:val="18"/>
+        </w:rPr>
+        <w:t xml:space="preserve">Consolidated revenue YoY: FY25 ~+3% -&gt; FY26 quarters accelerating to ~+13% (Q3) -&gt; FY26 full-year +12.35% -&gt; Q1 FY27 back to +3.58%. Profit steadier (FY26 PAT +16%, Q1 FY27 PAT +11%). US PEB backlog compounding: $51m -&gt; $61m -&gt; &gt;$100m across FY26 into Q1 FY27.</w:t>
+      </w:r>
+    </w:p>
+    <w:p>
+      <w:pPr>
+        <w:spacing w:after="120"/>
+      </w:pPr>
+      <w:r>
+        <w:rPr>
+          <w:color w:val="666666"/>
+          <w:sz w:val="18"/>
+          <w:szCs w:val="18"/>
+        </w:rPr>
+        <w:t xml:space="preserve">Reverse P/E: 17x trailing needs a mid-teens EPS CAGR at an ~18-20x exit; Q1 FY27's +3.6% topline is well short of that, so the multiple leans on the US-mix margin story rather than volume.</w:t>
+      </w:r>
+    </w:p>
+    <w:p>
+      <w:pPr>
+        <w:spacing w:after="120"/>
+      </w:pPr>
+      <w:r>
+        <w:rPr>
+          <w:b/>
+          <w:bCs/>
+          <w:sz w:val="20"/>
+          <w:szCs w:val="20"/>
+        </w:rPr>
+        <w:t xml:space="preserve">Management quality (TVGP's "P"):</w:t>
+      </w:r>
+    </w:p>
+    <w:tbl>
+      <w:tblPr>
+        <w:tblW w:type="dxa" w:w="9000"/>
+        <w:tblBorders>
+          <w:top w:val="single" w:color="auto" w:sz="4"/>
+          <w:left w:val="single" w:color="auto" w:sz="4"/>
+          <w:bottom w:val="single" w:color="auto" w:sz="4"/>
+          <w:right w:val="single" w:color="auto" w:sz="4"/>
+          <w:insideH w:val="single" w:color="auto" w:sz="4"/>
+          <w:insideV w:val="single" w:color="auto" w:sz="4"/>
+        </w:tblBorders>
+      </w:tblPr>
+      <w:tblGrid>
+        <w:gridCol w:w="3200"/>
+        <w:gridCol w:w="5800"/>
+      </w:tblGrid>
+      <w:tr>
+        <w:tc>
+          <w:tcPr>
+            <w:tcW w:type="dxa" w:w="3200"/>
+            <w:shd w:fill="F2F2F2" w:val="clear"/>
+          </w:tcPr>
+          <w:p>
+            <w:r>
+              <w:rPr>
+                <w:b/>
+                <w:bCs/>
+              </w:rPr>
+              <w:t xml:space="preserve">Assessment</w:t>
+            </w:r>
+          </w:p>
+        </w:tc>
+        <w:tc>
+          <w:tcPr>
+            <w:tcW w:type="dxa" w:w="5800"/>
+          </w:tcPr>
+          <w:p>
+            <w:r>
+              <w:t xml:space="preserve">neutral</w:t>
+            </w:r>
+          </w:p>
+        </w:tc>
+      </w:tr>
+      <w:tr>
+        <w:tc>
+          <w:tcPr>
+            <w:tcW w:type="dxa" w:w="3200"/>
+            <w:shd w:fill="F2F2F2" w:val="clear"/>
+          </w:tcPr>
+          <w:p>
+            <w:r>
+              <w:rPr>
+                <w:b/>
+                <w:bCs/>
+              </w:rPr>
+              <w:t xml:space="preserve">Capital allocation</w:t>
+            </w:r>
+          </w:p>
+        </w:tc>
+        <w:tc>
+          <w:tcPr>
+            <w:tcW w:type="dxa" w:w="5800"/>
+          </w:tcPr>
+          <w:p>
+            <w:r>
+              <w:t xml:space="preserve">FY26 capex Rs 349 Cr (US expansion + capacity) against operating cash flow Rs 202 Cr - debt-funded (D/E up to ~1.0 from 0.78). Three-year cumulative FCF roughly zero. Acquired the Tennessee PEB facility via Ascent Buildings LLC. (neutral)</w:t>
+            </w:r>
+          </w:p>
+        </w:tc>
+      </w:tr>
+      <w:tr>
+        <w:tc>
+          <w:tcPr>
+            <w:tcW w:type="dxa" w:w="3200"/>
+            <w:shd w:fill="F2F2F2" w:val="clear"/>
+          </w:tcPr>
+          <w:p>
+            <w:r>
+              <w:rPr>
+                <w:b/>
+                <w:bCs/>
+              </w:rPr>
+              <w:t xml:space="preserve">Related-party trend</w:t>
+            </w:r>
+          </w:p>
+        </w:tc>
+        <w:tc>
+          <w:tcPr>
+            <w:tcW w:type="dxa" w:w="5800"/>
+          </w:tcPr>
+          <w:p>
+            <w:r>
+              <w:t xml:space="preserve">unclear</w:t>
+            </w:r>
+          </w:p>
+        </w:tc>
+      </w:tr>
+      <w:tr>
+        <w:tc>
+          <w:tcPr>
+            <w:tcW w:type="dxa" w:w="3200"/>
+            <w:shd w:fill="F2F2F2" w:val="clear"/>
+          </w:tcPr>
+          <w:p>
+            <w:r>
+              <w:rPr>
+                <w:b/>
+                <w:bCs/>
+              </w:rPr>
+              <w:t xml:space="preserve">Guidance credibility</w:t>
+            </w:r>
+          </w:p>
+        </w:tc>
+        <w:tc>
+          <w:tcPr>
+            <w:tcW w:type="dxa" w:w="5800"/>
+          </w:tcPr>
+          <w:p>
+            <w:r>
+              <w:t xml:space="preserve">mixed</w:t>
+            </w:r>
+          </w:p>
+        </w:tc>
+      </w:tr>
+      <w:tr>
+        <w:tc>
+          <w:tcPr>
+            <w:tcW w:type="dxa" w:w="3200"/>
+            <w:shd w:fill="F2F2F2" w:val="clear"/>
+          </w:tcPr>
+          <w:p>
+            <w:r>
+              <w:rPr>
+                <w:b/>
+                <w:bCs/>
+              </w:rPr>
+              <w:t xml:space="preserve">Shareholder returns</w:t>
+            </w:r>
+          </w:p>
+        </w:tc>
+        <w:tc>
+          <w:tcPr>
+            <w:tcW w:type="dxa" w:w="5800"/>
+          </w:tcPr>
+          <w:p>
+            <w:r>
+              <w:t xml:space="preserve">none</w:t>
+            </w:r>
+          </w:p>
+        </w:tc>
+      </w:tr>
+      <w:tr>
+        <w:tc>
+          <w:tcPr>
+            <w:tcW w:type="dxa" w:w="3200"/>
+            <w:shd w:fill="F2F2F2" w:val="clear"/>
+          </w:tcPr>
+          <w:p>
+            <w:r>
+              <w:rPr>
+                <w:b/>
+                <w:bCs/>
+              </w:rPr>
+              <w:t xml:space="preserve">Capability ladder / VAP</w:t>
+            </w:r>
+          </w:p>
+        </w:tc>
+        <w:tc>
+          <w:tcPr>
+            <w:tcW w:type="dxa" w:w="5800"/>
+          </w:tcPr>
+          <w:p>
+            <w:r>
+              <w:t xml:space="preserve">Moving from commodity Indian PEB toward a higher-margin US metal-buildings platform positioned on engineering responsiveness; also up the value curve in boilers / process equipment.</w:t>
+            </w:r>
+          </w:p>
+        </w:tc>
+      </w:tr>
+    </w:tbl>
+    <w:p>
+      <w:pPr>
+        <w:spacing w:after="120"/>
+      </w:pPr>
+      <w:r>
+        <w:rPr>
+          <w:b/>
+          <w:bCs/>
+          <w:sz w:val="20"/>
+          <w:szCs w:val="20"/>
+        </w:rPr>
+        <w:t xml:space="preserve">Quality metrics (ROCE · debt · FCF · margin · capex):</w:t>
+      </w:r>
+    </w:p>
+    <w:tbl>
+      <w:tblPr>
+        <w:tblW w:type="dxa" w:w="9000"/>
+        <w:tblBorders>
+          <w:top w:val="single" w:color="auto" w:sz="4"/>
+          <w:left w:val="single" w:color="auto" w:sz="4"/>
+          <w:bottom w:val="single" w:color="auto" w:sz="4"/>
+          <w:right w:val="single" w:color="auto" w:sz="4"/>
+          <w:insideH w:val="single" w:color="auto" w:sz="4"/>
+          <w:insideV w:val="single" w:color="auto" w:sz="4"/>
+        </w:tblBorders>
+      </w:tblPr>
+      <w:tblGrid>
+        <w:gridCol w:w="3200"/>
+        <w:gridCol w:w="5800"/>
+      </w:tblGrid>
+      <w:tr>
+        <w:tc>
+          <w:tcPr>
+            <w:tcW w:type="dxa" w:w="3200"/>
+            <w:shd w:fill="F2F2F2" w:val="clear"/>
+          </w:tcPr>
+          <w:p>
+            <w:r>
+              <w:rPr>
+                <w:b/>
+                <w:bCs/>
+              </w:rPr>
+              <w:t xml:space="preserve">Assessment</w:t>
+            </w:r>
+          </w:p>
+        </w:tc>
+        <w:tc>
+          <w:tcPr>
+            <w:tcW w:type="dxa" w:w="5800"/>
+          </w:tcPr>
+          <w:p>
+            <w:r>
+              <w:t xml:space="preserve">concern</w:t>
+            </w:r>
+          </w:p>
+        </w:tc>
+      </w:tr>
+      <w:tr>
+        <w:tc>
+          <w:tcPr>
+            <w:tcW w:type="dxa" w:w="3200"/>
+            <w:shd w:fill="F2F2F2" w:val="clear"/>
+          </w:tcPr>
+          <w:p>
+            <w:r>
+              <w:rPr>
+                <w:b/>
+                <w:bCs/>
+              </w:rPr>
+              <w:t xml:space="preserve">ROCE</w:t>
+            </w:r>
+          </w:p>
+        </w:tc>
+        <w:tc>
+          <w:tcPr>
+            <w:tcW w:type="dxa" w:w="5800"/>
+          </w:tcPr>
+          <w:p>
+            <w:r>
+              <w:t xml:space="preserve">15.3% (improving)</w:t>
+            </w:r>
+          </w:p>
+        </w:tc>
+      </w:tr>
+      <w:tr>
+        <w:tc>
+          <w:tcPr>
+            <w:tcW w:type="dxa" w:w="3200"/>
+            <w:shd w:fill="F2F2F2" w:val="clear"/>
+          </w:tcPr>
+          <w:p>
+            <w:r>
+              <w:rPr>
+                <w:b/>
+                <w:bCs/>
+              </w:rPr>
+              <w:t xml:space="preserve">Leverage</w:t>
+            </w:r>
+          </w:p>
+        </w:tc>
+        <w:tc>
+          <w:tcPr>
+            <w:tcW w:type="dxa" w:w="5800"/>
+          </w:tcPr>
+          <w:p>
+            <w:r>
+              <w:t xml:space="preserve">Net debt/EBITDA 2.5x</w:t>
+            </w:r>
+          </w:p>
+        </w:tc>
+      </w:tr>
+      <w:tr>
+        <w:tc>
+          <w:tcPr>
+            <w:tcW w:type="dxa" w:w="3200"/>
+            <w:shd w:fill="F2F2F2" w:val="clear"/>
+          </w:tcPr>
+          <w:p>
+            <w:r>
+              <w:rPr>
+                <w:b/>
+                <w:bCs/>
+              </w:rPr>
+              <w:t xml:space="preserve">FCF conversion</w:t>
+            </w:r>
+          </w:p>
+        </w:tc>
+        <w:tc>
+          <w:tcPr>
+            <w:tcW w:type="dxa" w:w="5800"/>
+          </w:tcPr>
+          <w:p>
+            <w:r>
+              <w:t xml:space="preserve">-2%</w:t>
+            </w:r>
+          </w:p>
+        </w:tc>
+      </w:tr>
+      <w:tr>
+        <w:tc>
+          <w:tcPr>
+            <w:tcW w:type="dxa" w:w="3200"/>
+            <w:shd w:fill="F2F2F2" w:val="clear"/>
+          </w:tcPr>
+          <w:p>
+            <w:r>
+              <w:rPr>
+                <w:b/>
+                <w:bCs/>
+              </w:rPr>
+              <w:t xml:space="preserve">Margin trend</w:t>
+            </w:r>
+          </w:p>
+        </w:tc>
+        <w:tc>
+          <w:tcPr>
+            <w:tcW w:type="dxa" w:w="5800"/>
+          </w:tcPr>
+          <w:p>
+            <w:r>
+              <w:t xml:space="preserve">expanding</w:t>
+            </w:r>
+          </w:p>
+        </w:tc>
+      </w:tr>
+      <w:tr>
+        <w:tc>
+          <w:tcPr>
+            <w:tcW w:type="dxa" w:w="3200"/>
+            <w:shd w:fill="F2F2F2" w:val="clear"/>
+          </w:tcPr>
+          <w:p>
+            <w:r>
+              <w:rPr>
+                <w:b/>
+                <w:bCs/>
+              </w:rPr>
+              <w:t xml:space="preserve">Capex efficiency</w:t>
+            </w:r>
+          </w:p>
+        </w:tc>
+        <w:tc>
+          <w:tcPr>
+            <w:tcW w:type="dxa" w:w="5800"/>
+          </w:tcPr>
+          <w:p>
+            <w:r>
+              <w:t xml:space="preserve">neutral</w:t>
+            </w:r>
+          </w:p>
+        </w:tc>
+      </w:tr>
+    </w:tbl>
+    <w:p>
+      <w:pPr>
+        <w:spacing w:after="60" w:before="120"/>
+      </w:pPr>
+      <w:r>
+        <w:rPr>
+          <w:b/>
+          <w:bCs/>
+          <w:sz w:val="20"/>
+          <w:szCs w:val="20"/>
+        </w:rPr>
+        <w:t xml:space="preserve">Track record (Coffee Can persistence check): </w:t>
+      </w:r>
+      <w:r>
+        <w:rPr>
+          <w:sz w:val="20"/>
+          <w:szCs w:val="20"/>
+        </w:rPr>
+        <w:t xml:space="preserve">cleared revenue growth ≥10% AND ROCE ≥15% in 1 of the last 3 years (consistency_score 33)</w:t>
+      </w:r>
+    </w:p>
+    <w:p>
+      <w:pPr>
+        <w:spacing w:after="120"/>
+      </w:pPr>
+      <w:r>
+        <w:rPr>
+          <w:color w:val="666666"/>
+          <w:sz w:val="18"/>
+          <w:szCs w:val="18"/>
+        </w:rPr>
+        <w:t xml:space="preserve">Of FY24-FY26, only FY26 cleared BOTH revenue growth &gt;=10% (+12.35%) AND ROCE &gt;=15% (15.3%). FY25 fails on growth (revenue only ~+3%). FY24 per-year ROCE not verified this pass but Pennar's historical ROCE has run ~13-16%, so a clear pass is unlikely. Pennar is a lumpy engineering house, not a consistent compounder.</w:t>
+      </w:r>
+    </w:p>
+    <w:p>
+      <w:pPr>
+        <w:pStyle w:val="Heading1"/>
+        <w:spacing w:after="120" w:before="280"/>
+      </w:pPr>
+      <w:r>
+        <w:t xml:space="preserve">Technical Read (Weekly / Monthly MACD + Bollinger Bands, or RSI/CCI/Williams %R proxy)</w:t>
+      </w:r>
+    </w:p>
+    <w:p>
+      <w:pPr>
+        <w:spacing w:after="120"/>
+      </w:pPr>
+      <w:r>
+        <w:t xml:space="preserve">Not independently pulled. Wide 52-week range (Rs 129-280); the stock has re-rated toward ~17x P/E from a legacy ~10-12x, partly closing the mispricing the thesis rests on.</w:t>
+      </w:r>
+    </w:p>
+    <w:p>
+      <w:pPr>
+        <w:pStyle w:val="Heading1"/>
+        <w:spacing w:after="120" w:before="280"/>
+      </w:pPr>
+      <w:r>
+        <w:t xml:space="preserve">ValuePickr Community Signal</w:t>
+      </w:r>
+    </w:p>
+    <w:p>
+      <w:pPr>
+        <w:spacing w:after="120"/>
+      </w:pPr>
+      <w:r>
+        <w:t xml:space="preserve">Read the most recent ~18 of 232 posts (Mar 2025 to Aug 2026). Naman_Gupta1 (elevated) posted a thorough, neutral Q4 FY25 concall summary (margin-expansion and 30% ROCE targets, US vs India economics) but did not state a position. Take_The_Walk explained Pennar's edge vs Interarch (backward integration, in-house design, sticky infra/railway clients). The bull case is carried by non-trusted, self-described biased holders: Unknown_Trader - 'my thesis is the under-appreciated US business... $100m ARR from $40m a couple of quarters ago, ~$1bn serviceable market, market still assigns a legacy-PEB PE'; Bhashit_Parikh - shared FY29 internal projections, 'increased allocation in March'. Naman_surana and chiragp flagged the disappointing Q2 FY26 ('missed guidance by management on margin expansion', 'a bad miss'). HarshSomani noted steel-price pressure across the space.</w:t>
+      </w:r>
+    </w:p>
+    <w:p>
+      <w:pPr>
+        <w:spacing w:after="120"/>
+      </w:pPr>
+      <w:r>
+        <w:rPr>
+          <w:b/>
+          <w:bCs/>
+          <w:sz w:val="20"/>
+          <w:szCs w:val="20"/>
+        </w:rPr>
+        <w:t xml:space="preserve">High-conviction call from a top contributor: </w:t>
+      </w:r>
+      <w:r>
+        <w:rPr>
+          <w:sz w:val="20"/>
+          <w:szCs w:val="20"/>
+        </w:rPr>
+        <w:t xml:space="preserve">No trusted-user conviction call. The elevated participant (Naman_Gupta1) is informative but non-committal; the bulls are explicitly biased holders. The recurring counter-point from the thread is management's track record of missing its own margin guidance - though FY26 results now cut against that.</w:t>
+      </w:r>
+    </w:p>
+    <w:p>
+      <w:pPr>
+        <w:pStyle w:val="Heading1"/>
+        <w:spacing w:after="120" w:before="280"/>
+      </w:pPr>
+      <w:r>
+        <w:t xml:space="preserve">Trusted-User Signals (Ongoing)</w:t>
+      </w:r>
+    </w:p>
+    <w:p>
+      <w:pPr>
+        <w:spacing w:after="120"/>
+      </w:pPr>
+      <w:r>
+        <w:rPr>
+          <w:i/>
+          <w:iCs/>
+          <w:color w:val="666666"/>
+          <w:sz w:val="18"/>
+          <w:szCs w:val="18"/>
+        </w:rPr>
+        <w:t xml:space="preserve">Every time a trusted user expresses clear conviction on this stock, most recent first — this section accumulates over time, it isn't a one-time snapshot.</w:t>
+      </w:r>
+    </w:p>
+    <w:p>
+      <w:pPr>
+        <w:spacing w:after="100"/>
+      </w:pPr>
+      <w:r>
+        <w:rPr>
+          <w:b/>
+          <w:bCs/>
+          <w:sz w:val="20"/>
+          <w:szCs w:val="20"/>
+        </w:rPr>
+        <w:t xml:space="preserve">2025-06-02 — Naman_Gupta1</w:t>
+      </w:r>
+      <w:r>
+        <w:rPr>
+          <w:i/>
+          <w:iCs/>
+          <w:color w:val="666666"/>
+          <w:sz w:val="18"/>
+          <w:szCs w:val="18"/>
+        </w:rPr>
         <w:t xml:space="preserve"> (Pennar Industries)</w:t>
       </w:r>
       <w:r>
@@ -378,7 +2683,7 @@
         <w:spacing w:after="120"/>
       </w:pPr>
       <w:r>
-        <w:t xml:space="preserve">Rs 50 Cr warrants issued to promoters, reportedly funded by a promoter personal loan against ~31 lakh pledged shares - a minor governance flag. Credit-impaired trade receivables ~Rs 97 Cr (~20% of receivables). Results occasionally released on Saturdays around weak quarters. No SEBI action; no red-flag tier.</w:t>
+        <w:t xml:space="preserve">Rs 50.4 Cr convertible warrants issued to Pennar Holdings Pvt Ltd at Rs 168 (upfront Rs 12.6 Cr); partial conversion - Rs 6.93 Cr received, issued capital to Rs 67.74 Cr. Promoter Aditya Narsing Rao pledged 31.73 lakh shares (~2.35%) to Bajaj Finance for personal borrowing. Credit-impaired trade receivables ~Rs 97 Cr (~20% of receivables). Q1 FY27 new orders Rs 944 Cr. No SEBI action; no red-flag tier.</w:t>
       </w:r>
     </w:p>
     <w:p>
@@ -400,46 +2705,46 @@
         <w:spacing w:after="60"/>
       </w:pPr>
       <w:r>
-        <w:t xml:space="preserve">US PEB business scaling fast (~$40m to ~$100m ARR in a few quarters) at higher margins, into a ~$1bn serviceable market - still valued at a legacy-PEB multiple</w:t>
-      </w:r>
-    </w:p>
-    <w:p>
-      <w:pPr>
-        <w:pStyle w:val="ListParagraph"/>
-        <w:numPr>
-          <w:ilvl w:val="0"/>
-          <w:numId w:val="1"/>
-        </w:numPr>
-        <w:spacing w:after="60"/>
-      </w:pPr>
-      <w:r>
-        <w:t xml:space="preserve">Backward-integrated PEB (own steel/tubes/beams), in-house design, sticky blue-chip and railway client base</w:t>
-      </w:r>
-    </w:p>
-    <w:p>
-      <w:pPr>
-        <w:pStyle w:val="ListParagraph"/>
-        <w:numPr>
-          <w:ilvl w:val="0"/>
-          <w:numId w:val="1"/>
-        </w:numPr>
-        <w:spacing w:after="60"/>
-      </w:pPr>
-      <w:r>
-        <w:t xml:space="preserve">Management targets: double-digit profit growth, ~200 bps PBT improvement over 3 years, long-term 30% ROCE, lower working capital</w:t>
-      </w:r>
-    </w:p>
-    <w:p>
-      <w:pPr>
-        <w:pStyle w:val="ListParagraph"/>
-        <w:numPr>
-          <w:ilvl w:val="0"/>
-          <w:numId w:val="1"/>
-        </w:numPr>
-        <w:spacing w:after="60"/>
-      </w:pPr>
-      <w:r>
-        <w:t xml:space="preserve">Small-cap (~Rs 2,160 Cr) with a specific, measurable catalyst (the US ARR line)</w:t>
+        <w:t xml:space="preserve">US PEB (Ascent Buildings, Tennessee) backlog has more than doubled to &gt;$100m in ~9 months, at higher margins than India - a specific, measurable re-rating lever still only partly priced</w:t>
+      </w:r>
+    </w:p>
+    <w:p>
+      <w:pPr>
+        <w:pStyle w:val="ListParagraph"/>
+        <w:numPr>
+          <w:ilvl w:val="0"/>
+          <w:numId w:val="1"/>
+        </w:numPr>
+        <w:spacing w:after="60"/>
+      </w:pPr>
+      <w:r>
+        <w:t xml:space="preserve">FY26 finally delivered the long-guided margin expansion: OPM 11.37% (7-quarter high), EBITDA +15.5% on revenue +12.35%, PAT +16% - the first year management hit its own guidance</w:t>
+      </w:r>
+    </w:p>
+    <w:p>
+      <w:pPr>
+        <w:pStyle w:val="ListParagraph"/>
+        <w:numPr>
+          <w:ilvl w:val="0"/>
+          <w:numId w:val="1"/>
+        </w:numPr>
+        <w:spacing w:after="60"/>
+      </w:pPr>
+      <w:r>
+        <w:t xml:space="preserve">Backward-integrated PEB (own steel/tubes/beams), in-house design, sticky blue-chip + railway clients; strong order book (PEB India Rs 1,008 Cr, boilers Rs 151 Cr, US &gt;$100m; Rs 944 Cr new orders in Q1 FY27)</w:t>
+      </w:r>
+    </w:p>
+    <w:p>
+      <w:pPr>
+        <w:pStyle w:val="ListParagraph"/>
+        <w:numPr>
+          <w:ilvl w:val="0"/>
+          <w:numId w:val="1"/>
+        </w:numPr>
+        <w:spacing w:after="60"/>
+      </w:pPr>
+      <w:r>
+        <w:t xml:space="preserve">EV/EBITDA ~8x is undemanding if the ~200 bps PBT-margin and working-capital targets land</w:t>
       </w:r>
     </w:p>
     <w:p>
@@ -461,59 +2766,59 @@
         <w:spacing w:after="60"/>
       </w:pPr>
       <w:r>
-        <w:t xml:space="preserve">Management has repeatedly missed its margin-expansion guidance; Q2 FY26 was a 'bad miss' and Q1 FY27 India revenue disappointed</w:t>
-      </w:r>
-    </w:p>
-    <w:p>
-      <w:pPr>
-        <w:pStyle w:val="ListParagraph"/>
-        <w:numPr>
-          <w:ilvl w:val="0"/>
-          <w:numId w:val="1"/>
-        </w:numPr>
-        <w:spacing w:after="60"/>
-      </w:pPr>
-      <w:r>
-        <w:t xml:space="preserve">Only ~12% ROE; large revenue base at thin margins; steel-price sensitivity</w:t>
-      </w:r>
-    </w:p>
-    <w:p>
-      <w:pPr>
-        <w:pStyle w:val="ListParagraph"/>
-        <w:numPr>
-          <w:ilvl w:val="0"/>
-          <w:numId w:val="1"/>
-        </w:numPr>
-        <w:spacing w:after="60"/>
-      </w:pPr>
-      <w:r>
-        <w:t xml:space="preserve">Receivables quality concern (~Rs 97 Cr credit-impaired, ~20% of receivables)</w:t>
-      </w:r>
-    </w:p>
-    <w:p>
-      <w:pPr>
-        <w:pStyle w:val="ListParagraph"/>
-        <w:numPr>
-          <w:ilvl w:val="0"/>
-          <w:numId w:val="1"/>
-        </w:numPr>
-        <w:spacing w:after="60"/>
-      </w:pPr>
-      <w:r>
-        <w:t xml:space="preserve">Promoter warrants funded via a personal loan against pledged shares</w:t>
-      </w:r>
-    </w:p>
-    <w:p>
-      <w:pPr>
-        <w:pStyle w:val="ListParagraph"/>
-        <w:numPr>
-          <w:ilvl w:val="0"/>
-          <w:numId w:val="1"/>
-        </w:numPr>
-        <w:spacing w:after="60"/>
-      </w:pPr>
-      <w:r>
-        <w:t xml:space="preserve">A clean 10x from ~Rs 2,160 Cr would need ~Rs 21,000 Cr - realistic upside is a 2-4x re-rating on the US mix, not a structural 10x</w:t>
+        <w:t xml:space="preserve">Consolidated topline is decelerating - FY25 +3%, FY26 +12%, Q1 FY27 back to +3.6%; the margin story now carries the whole thesis</w:t>
+      </w:r>
+    </w:p>
+    <w:p>
+      <w:pPr>
+        <w:pStyle w:val="ListParagraph"/>
+        <w:numPr>
+          <w:ilvl w:val="0"/>
+          <w:numId w:val="1"/>
+        </w:numPr>
+        <w:spacing w:after="60"/>
+      </w:pPr>
+      <w:r>
+        <w:t xml:space="preserve">Rising leverage: D/E ~1.0 (from 0.78), borrowings ~Rs 1,160 Cr, interest cost ~Rs 145 Cr/yr absorbs much of the operating leverage; ROE stuck at ~12.8%</w:t>
+      </w:r>
+    </w:p>
+    <w:p>
+      <w:pPr>
+        <w:pStyle w:val="ListParagraph"/>
+        <w:numPr>
+          <w:ilvl w:val="0"/>
+          <w:numId w:val="1"/>
+        </w:numPr>
+        <w:spacing w:after="60"/>
+      </w:pPr>
+      <w:r>
+        <w:t xml:space="preserve">Three-year cumulative free cash flow is roughly zero; FY26 capex Rs 349 Cr was debt-funded; no dividend despite repeated profits</w:t>
+      </w:r>
+    </w:p>
+    <w:p>
+      <w:pPr>
+        <w:pStyle w:val="ListParagraph"/>
+        <w:numPr>
+          <w:ilvl w:val="0"/>
+          <w:numId w:val="1"/>
+        </w:numPr>
+        <w:spacing w:after="60"/>
+      </w:pPr>
+      <w:r>
+        <w:t xml:space="preserve">Promoter warrants (Rs 50.4 Cr to Pennar Holdings Pvt Ltd, partly converted) + promoter pledge (~2.35% to Bajaj Finance); receivables quality (~Rs 97 Cr credit-impaired); promoter holding only ~39.7%</w:t>
+      </w:r>
+    </w:p>
+    <w:p>
+      <w:pPr>
+        <w:pStyle w:val="ListParagraph"/>
+        <w:numPr>
+          <w:ilvl w:val="0"/>
+          <w:numId w:val="1"/>
+        </w:numPr>
+        <w:spacing w:after="60"/>
+      </w:pPr>
+      <w:r>
+        <w:t xml:space="preserve">A clean 10x from ~Rs 2,450 Cr needs ~Rs 24,500 Cr - realistic upside is a 2-4x re-rating on the US mix, not a structural 10x (management's own framing)</w:t>
       </w:r>
     </w:p>
     <w:p>
@@ -534,7 +2839,7 @@
           <w:b/>
           <w:bCs/>
         </w:rPr>
-        <w:t xml:space="preserve">Small-cap (~Rs 2,160 Cr)</w:t>
+        <w:t xml:space="preserve">Small-cap (~Rs 2,450 Cr)</w:t>
       </w:r>
     </w:p>
     <w:p>
@@ -557,7 +2862,35 @@
           <w:sz w:val="24"/>
           <w:szCs w:val="24"/>
         </w:rPr>
-        <w:t xml:space="preserve">10x-in-2-3-years</w:t>
+        <w:t xml:space="preserve">neither</w:t>
+      </w:r>
+    </w:p>
+    <w:p>
+      <w:pPr>
+        <w:spacing w:after="120"/>
+      </w:pPr>
+      <w:r>
+        <w:rPr>
+          <w:color w:val="666666"/>
+          <w:sz w:val="20"/>
+          <w:szCs w:val="20"/>
+        </w:rPr>
+        <w:t xml:space="preserve">4-box gate — tailwind: yes · TAM: yes · moat: weak · valuation: weak  (score 3 / 4)</w:t>
+      </w:r>
+    </w:p>
+    <w:p>
+      <w:pPr>
+        <w:spacing w:after="120"/>
+      </w:pPr>
+      <w:r>
+        <w:rPr>
+          <w:i/>
+          <w:iCs/>
+          <w:color w:val="666666"/>
+          <w:sz w:val="20"/>
+          <w:szCs w:val="20"/>
+        </w:rPr>
+        <w:t xml:space="preserve">tailwind + tam yes on the US PEB mix-shift / share-gain story (backlog &gt;$100m and growing into a large US metal-buildings market); moat weak (backward integration + design help, but commodity-ish and guidance delivery only just turned); valuation now weak - re-rated to ~17x P/E / 2.1x P/B from a legacy ~10-12x, so the mispricing has partly closed and 12.8% ROE with rising leverage does not obviously support more. analyst_override: thesis_fit kept 'neither' - a Rs 2,450 Cr base + rising debt + ~zero 3-yr FCF cap realistic upside at ~2-4x (the company's own framing), the size/capital-intensity call the boxes do not capture.</w:t>
       </w:r>
     </w:p>
     <w:p>
@@ -580,59 +2913,59 @@
           <w:sz w:val="24"/>
           <w:szCs w:val="24"/>
         </w:rPr>
-        <w:t xml:space="preserve">Assigned 10x-in-2-3-years at LOW conviction - a genuine, measurable US-business inflection on a small-cap base that the market is still mispricing, held back by a poor guidance-delivery record and low ROE</w:t>
-      </w:r>
-    </w:p>
-    <w:p>
-      <w:pPr>
-        <w:pStyle w:val="ListParagraph"/>
-        <w:numPr>
-          <w:ilvl w:val="0"/>
-          <w:numId w:val="1"/>
-        </w:numPr>
-        <w:spacing w:after="60"/>
-      </w:pPr>
-      <w:r>
-        <w:t xml:space="preserve">Bucketed as '10x-in-2-3-years' rather than 'neither' because the US PEB ARR inflection (~2.5x in a few quarters) is specific, measurable and into a large market, on a small-cap base valued at a legacy multiple - a plausible multi-year re-rating hook</w:t>
-      </w:r>
-    </w:p>
-    <w:p>
-      <w:pPr>
-        <w:pStyle w:val="ListParagraph"/>
-        <w:numPr>
-          <w:ilvl w:val="0"/>
-          <w:numId w:val="1"/>
-        </w:numPr>
-        <w:spacing w:after="60"/>
-      </w:pPr>
-      <w:r>
-        <w:t xml:space="preserve">Conviction is LOW: management's repeated failure to hit its own margin guidance, ~12% ROE, thin margins, receivables quality and the promoter warrant/pledge structure are all real drags</w:t>
-      </w:r>
-    </w:p>
-    <w:p>
-      <w:pPr>
-        <w:pStyle w:val="ListParagraph"/>
-        <w:numPr>
-          <w:ilvl w:val="0"/>
-          <w:numId w:val="1"/>
-        </w:numPr>
-        <w:spacing w:after="60"/>
-      </w:pPr>
-      <w:r>
-        <w:t xml:space="preserve">Realistic upside is a 2-4x on the US-mix re-rating; the '10x' label reflects the closest thesis bucket, not a base case</w:t>
-      </w:r>
-    </w:p>
-    <w:p>
-      <w:pPr>
-        <w:pStyle w:val="ListParagraph"/>
-        <w:numPr>
-          <w:ilvl w:val="0"/>
-          <w:numId w:val="1"/>
-        </w:numPr>
-        <w:spacing w:after="60"/>
-      </w:pPr>
-      <w:r>
-        <w:t xml:space="preserve">No red-flag tier; no 30-day revisit at LOW conviction. Re-check if the US ARR keeps compounding and consolidated margins finally move toward guidance</w:t>
+        <w:t xml:space="preserve">Downgraded to 'neither' (analyst override on a 3.0 four_box): the US PEB inflection is real and FY26 finally delivered the guided margin expansion, but a ~Rs 2,450 Cr base, rising leverage, ~zero 3-year FCF and a decelerating topline make the return-magnitude label unrealistic - a 2-4x re-rating story at Low-Medium conviction</w:t>
+      </w:r>
+    </w:p>
+    <w:p>
+      <w:pPr>
+        <w:pStyle w:val="ListParagraph"/>
+        <w:numPr>
+          <w:ilvl w:val="0"/>
+          <w:numId w:val="1"/>
+        </w:numPr>
+        <w:spacing w:after="60"/>
+      </w:pPr>
+      <w:r>
+        <w:t xml:space="preserve">four_box score 3.0 (tailwind + tam yes on the US-mix story; moat weak; valuation now only weak - re-rated to ~17x from a legacy ~10-12x, so the mispricing has partly closed). Per the decision table 10x/100x is permitted, but analyst_override keeps thesis_fit 'neither': capital intensity + rising debt + a Rs 2,450 Cr base cap realistic upside at ~2-4x (the company's own framing) - the 'Nesco logic' the boxes don't capture</w:t>
+      </w:r>
+    </w:p>
+    <w:p>
+      <w:pPr>
+        <w:pStyle w:val="ListParagraph"/>
+        <w:numPr>
+          <w:ilvl w:val="0"/>
+          <w:numId w:val="1"/>
+        </w:numPr>
+        <w:spacing w:after="60"/>
+      </w:pPr>
+      <w:r>
+        <w:t xml:space="preserve">Conviction Low -&gt; Low-Medium: FY26 delivered the long-missed margin expansion (OPM 7-quarter high, PAT +16%) and US PEB backlog more than doubled to &gt;$100m - both genuine positives that lift it off Low</w:t>
+      </w:r>
+    </w:p>
+    <w:p>
+      <w:pPr>
+        <w:pStyle w:val="ListParagraph"/>
+        <w:numPr>
+          <w:ilvl w:val="0"/>
+          <w:numId w:val="1"/>
+        </w:numPr>
+        <w:spacing w:after="60"/>
+      </w:pPr>
+      <w:r>
+        <w:t xml:space="preserve">Held to Low-Medium by: decelerating consolidated topline (Q1 FY27 +3.6%), D/E up to ~1.0 vs a 0.7 target, ~Rs 145 Cr/yr interest drag, cumulative 3-year FCF ~zero, no dividend, and the promoter warrant/pledge structure</w:t>
+      </w:r>
+    </w:p>
+    <w:p>
+      <w:pPr>
+        <w:pStyle w:val="ListParagraph"/>
+        <w:numPr>
+          <w:ilvl w:val="0"/>
+          <w:numId w:val="1"/>
+        </w:numPr>
+        <w:spacing w:after="60"/>
+      </w:pPr>
+      <w:r>
+        <w:t xml:space="preserve">No red-flag tier. Re-check on a Q2/Q3 FY27 print showing US-mix-led blended PBT-margin step-up and working-capital days falling toward 60</w:t>
       </w:r>
     </w:p>
     <w:p>
